--- a/clinicTransformation/informe-neurocognitivo/plantilla-informe.docx
+++ b/clinicTransformation/informe-neurocognitivo/plantilla-informe.docx
@@ -7127,273 +7127,6 @@
         <w:tc>
           <w:tcPr>
             <w:tcW w:w="1727" w:type="dxa"/>
-            <w:vMerge w:val="restart"/>
-            <w:vAlign w:val="center"/>
-          </w:tcPr>
-          <w:p>
-            <w:pPr>
-              <w:spacing w:line="276" w:lineRule="auto"/>
-              <w:jc w:val="center"/>
-              <w:rPr>
-                <w:rFonts w:ascii="Arial" w:eastAsia="Arial" w:hAnsi="Arial" w:cs="Arial"/>
-                <w:b/>
-                <w:sz w:val="18"/>
-                <w:szCs w:val="18"/>
-              </w:rPr>
-            </w:pPr>
-            <w:r>
-              <w:rPr>
-                <w:rFonts w:ascii="Arial" w:eastAsia="Arial" w:hAnsi="Arial" w:cs="Arial"/>
-                <w:b/>
-                <w:sz w:val="18"/>
-                <w:szCs w:val="18"/>
-              </w:rPr>
-              <w:t>Memoria episódica</w:t>
-            </w:r>
-          </w:p>
-        </w:tc>
-        <w:tc>
-          <w:tcPr>
-            <w:tcW w:w="1701" w:type="dxa"/>
-          </w:tcPr>
-          <w:p>
-            <w:pPr>
-              <w:spacing w:line="276" w:lineRule="auto"/>
-              <w:jc w:val="right"/>
-              <w:rPr>
-                <w:rFonts w:ascii="Arial" w:eastAsia="Arial" w:hAnsi="Arial" w:cs="Arial"/>
-                <w:sz w:val="18"/>
-                <w:szCs w:val="18"/>
-              </w:rPr>
-            </w:pPr>
-            <w:r>
-              <w:rPr>
-                <w:rFonts w:ascii="Arial" w:eastAsia="Arial" w:hAnsi="Arial" w:cs="Arial"/>
-                <w:sz w:val="18"/>
-                <w:szCs w:val="18"/>
-              </w:rPr>
-              <w:t>BEM – MS AS1</w:t>
-            </w:r>
-          </w:p>
-        </w:tc>
-        <w:tc>
-          <w:tcPr>
-            <w:tcW w:w="1034" w:type="dxa"/>
-          </w:tcPr>
-          <w:p>
-            <w:pPr>
-              <w:spacing w:line="276" w:lineRule="auto"/>
-              <w:jc w:val="center"/>
-              <w:rPr>
-                <w:rFonts w:ascii="Arial" w:eastAsia="Arial" w:hAnsi="Arial" w:cs="Arial"/>
-                <w:sz w:val="16"/>
-                <w:szCs w:val="16"/>
-              </w:rPr>
-            </w:pPr>
-            <w:r>
-              <w:rPr>
-                <w:rFonts w:ascii="Arial" w:eastAsia="Arial" w:hAnsi="Arial" w:cs="Arial"/>
-                <w:sz w:val="16"/>
-                <w:szCs w:val="16"/>
-              </w:rPr>
-              <w:t>6</w:t>
-            </w:r>
-          </w:p>
-        </w:tc>
-        <w:tc>
-          <w:tcPr>
-            <w:tcW w:w="708" w:type="dxa"/>
-            <w:tcBorders>
-              <w:top w:val="single" w:sz="4" w:space="0" w:color="000000"/>
-              <w:bottom w:val="single" w:sz="4" w:space="0" w:color="000000"/>
-            </w:tcBorders>
-            <w:shd w:val="clear" w:color="auto" w:fill="D9D9D9"/>
-          </w:tcPr>
-          <w:p>
-            <w:pPr>
-              <w:spacing w:line="276" w:lineRule="auto"/>
-              <w:rPr>
-                <w:rFonts w:ascii="Arial" w:eastAsia="Arial" w:hAnsi="Arial" w:cs="Arial"/>
-                <w:sz w:val="16"/>
-                <w:szCs w:val="16"/>
-              </w:rPr>
-            </w:pPr>
-          </w:p>
-        </w:tc>
-        <w:tc>
-          <w:tcPr>
-            <w:tcW w:w="581" w:type="dxa"/>
-            <w:tcBorders>
-              <w:top w:val="single" w:sz="4" w:space="0" w:color="000000"/>
-              <w:bottom w:val="single" w:sz="4" w:space="0" w:color="000000"/>
-            </w:tcBorders>
-            <w:shd w:val="clear" w:color="auto" w:fill="D9D9D9"/>
-          </w:tcPr>
-          <w:p>
-            <w:pPr>
-              <w:spacing w:line="276" w:lineRule="auto"/>
-              <w:jc w:val="center"/>
-              <w:rPr>
-                <w:rFonts w:ascii="Arial" w:eastAsia="Arial" w:hAnsi="Arial" w:cs="Arial"/>
-                <w:sz w:val="16"/>
-                <w:szCs w:val="16"/>
-              </w:rPr>
-            </w:pPr>
-          </w:p>
-        </w:tc>
-        <w:tc>
-          <w:tcPr>
-            <w:tcW w:w="684" w:type="dxa"/>
-            <w:tcBorders>
-              <w:top w:val="single" w:sz="4" w:space="0" w:color="000000"/>
-              <w:bottom w:val="single" w:sz="4" w:space="0" w:color="000000"/>
-            </w:tcBorders>
-            <w:shd w:val="clear" w:color="auto" w:fill="D9D9D9"/>
-          </w:tcPr>
-          <w:p>
-            <w:pPr>
-              <w:spacing w:line="276" w:lineRule="auto"/>
-              <w:jc w:val="center"/>
-              <w:rPr>
-                <w:rFonts w:ascii="Arial" w:eastAsia="Arial" w:hAnsi="Arial" w:cs="Arial"/>
-                <w:sz w:val="16"/>
-                <w:szCs w:val="16"/>
-              </w:rPr>
-            </w:pPr>
-          </w:p>
-        </w:tc>
-        <w:tc>
-          <w:tcPr>
-            <w:tcW w:w="941" w:type="dxa"/>
-            <w:tcBorders>
-              <w:top w:val="single" w:sz="4" w:space="0" w:color="000000"/>
-              <w:bottom w:val="single" w:sz="4" w:space="0" w:color="000000"/>
-            </w:tcBorders>
-            <w:shd w:val="clear" w:color="auto" w:fill="D9D9D9"/>
-          </w:tcPr>
-          <w:p>
-            <w:pPr>
-              <w:spacing w:line="276" w:lineRule="auto"/>
-              <w:jc w:val="center"/>
-              <w:rPr>
-                <w:rFonts w:ascii="Arial" w:eastAsia="Arial" w:hAnsi="Arial" w:cs="Arial"/>
-                <w:sz w:val="16"/>
-                <w:szCs w:val="16"/>
-              </w:rPr>
-            </w:pPr>
-          </w:p>
-        </w:tc>
-        <w:tc>
-          <w:tcPr>
-            <w:tcW w:w="667" w:type="dxa"/>
-            <w:tcBorders>
-              <w:top w:val="single" w:sz="4" w:space="0" w:color="000000"/>
-              <w:bottom w:val="single" w:sz="4" w:space="0" w:color="000000"/>
-            </w:tcBorders>
-            <w:shd w:val="clear" w:color="auto" w:fill="D9D9D9"/>
-          </w:tcPr>
-          <w:p>
-            <w:pPr>
-              <w:spacing w:line="276" w:lineRule="auto"/>
-              <w:jc w:val="center"/>
-              <w:rPr>
-                <w:rFonts w:ascii="Arial" w:eastAsia="Arial" w:hAnsi="Arial" w:cs="Arial"/>
-                <w:sz w:val="16"/>
-                <w:szCs w:val="16"/>
-              </w:rPr>
-            </w:pPr>
-          </w:p>
-        </w:tc>
-        <w:tc>
-          <w:tcPr>
-            <w:tcW w:w="677" w:type="dxa"/>
-            <w:tcBorders>
-              <w:top w:val="single" w:sz="4" w:space="0" w:color="000000"/>
-              <w:bottom w:val="single" w:sz="4" w:space="0" w:color="000000"/>
-            </w:tcBorders>
-            <w:shd w:val="clear" w:color="auto" w:fill="D9D9D9"/>
-          </w:tcPr>
-          <w:p>
-            <w:pPr>
-              <w:spacing w:line="276" w:lineRule="auto"/>
-              <w:jc w:val="center"/>
-              <w:rPr>
-                <w:rFonts w:ascii="Arial" w:eastAsia="Arial" w:hAnsi="Arial" w:cs="Arial"/>
-                <w:sz w:val="16"/>
-                <w:szCs w:val="16"/>
-              </w:rPr>
-            </w:pPr>
-          </w:p>
-        </w:tc>
-        <w:tc>
-          <w:tcPr>
-            <w:tcW w:w="650" w:type="dxa"/>
-            <w:tcBorders>
-              <w:top w:val="single" w:sz="4" w:space="0" w:color="000000"/>
-              <w:bottom w:val="single" w:sz="4" w:space="0" w:color="000000"/>
-            </w:tcBorders>
-            <w:shd w:val="clear" w:color="auto" w:fill="D9D9D9"/>
-          </w:tcPr>
-          <w:p>
-            <w:pPr>
-              <w:spacing w:line="276" w:lineRule="auto"/>
-              <w:jc w:val="center"/>
-              <w:rPr>
-                <w:rFonts w:ascii="Arial" w:eastAsia="Arial" w:hAnsi="Arial" w:cs="Arial"/>
-                <w:sz w:val="16"/>
-                <w:szCs w:val="16"/>
-              </w:rPr>
-            </w:pPr>
-          </w:p>
-        </w:tc>
-        <w:tc>
-          <w:tcPr>
-            <w:tcW w:w="645" w:type="dxa"/>
-            <w:tcBorders>
-              <w:top w:val="single" w:sz="4" w:space="0" w:color="000000"/>
-              <w:bottom w:val="single" w:sz="4" w:space="0" w:color="000000"/>
-            </w:tcBorders>
-            <w:shd w:val="clear" w:color="auto" w:fill="D9D9D9"/>
-          </w:tcPr>
-          <w:p>
-            <w:pPr>
-              <w:spacing w:line="276" w:lineRule="auto"/>
-              <w:jc w:val="center"/>
-              <w:rPr>
-                <w:rFonts w:ascii="Arial" w:eastAsia="Arial" w:hAnsi="Arial" w:cs="Arial"/>
-                <w:sz w:val="16"/>
-                <w:szCs w:val="16"/>
-              </w:rPr>
-            </w:pPr>
-          </w:p>
-        </w:tc>
-        <w:tc>
-          <w:tcPr>
-            <w:tcW w:w="636" w:type="dxa"/>
-            <w:gridSpan w:val="2"/>
-            <w:tcBorders>
-              <w:top w:val="single" w:sz="4" w:space="0" w:color="000000"/>
-              <w:bottom w:val="single" w:sz="4" w:space="0" w:color="000000"/>
-            </w:tcBorders>
-            <w:shd w:val="clear" w:color="auto" w:fill="D9D9D9"/>
-          </w:tcPr>
-          <w:p>
-            <w:pPr>
-              <w:spacing w:line="276" w:lineRule="auto"/>
-              <w:jc w:val="center"/>
-              <w:rPr>
-                <w:rFonts w:ascii="Arial" w:eastAsia="Arial" w:hAnsi="Arial" w:cs="Arial"/>
-                <w:sz w:val="16"/>
-                <w:szCs w:val="16"/>
-              </w:rPr>
-            </w:pPr>
-          </w:p>
-        </w:tc>
-      </w:tr>
-      <w:tr>
-        <w:tc>
-          <w:tcPr>
-            <w:tcW w:w="1727" w:type="dxa"/>
             <w:vMerge/>
             <w:vAlign w:val="center"/>
           </w:tcPr>
@@ -7436,7 +7169,7 @@
                 <w:sz w:val="18"/>
                 <w:szCs w:val="18"/>
               </w:rPr>
-              <w:t>BEM – MS AS2</w:t>
+              <w:t xml:space="preserve">Recuperación disejecutiva</w:t>
             </w:r>
           </w:p>
         </w:tc>
@@ -7454,29 +7187,25 @@
                 <w:szCs w:val="16"/>
               </w:rPr>
             </w:pPr>
-            <w:r>
-              <w:rPr>
-                <w:rFonts w:ascii="Arial" w:eastAsia="Arial" w:hAnsi="Arial" w:cs="Arial"/>
-                <w:sz w:val="16"/>
-                <w:szCs w:val="16"/>
-              </w:rPr>
-              <w:t>9</w:t>
-            </w:r>
           </w:p>
         </w:tc>
         <w:tc>
           <w:tcPr>
             <w:tcW w:w="708" w:type="dxa"/>
-            <w:shd w:val="clear" w:color="auto" w:fill="D9D9D9"/>
-          </w:tcPr>
-          <w:p>
-            <w:pPr>
-              <w:spacing w:line="276" w:lineRule="auto"/>
-              <w:jc w:val="center"/>
-              <w:rPr>
-                <w:rFonts w:ascii="Arial" w:eastAsia="Arial" w:hAnsi="Arial" w:cs="Arial"/>
-                <w:sz w:val="16"/>
-                <w:szCs w:val="16"/>
+            <w:tcBorders>
+              <w:top w:val="single" w:sz="4" w:space="0" w:color="000000"/>
+              <w:bottom w:val="single" w:sz="4" w:space="0" w:color="000000"/>
+            </w:tcBorders>
+            <w:shd w:val="clear" w:color="auto" w:fill="D9D9D9"/>
+          </w:tcPr>
+          <w:p>
+            <w:pPr>
+              <w:spacing w:line="276" w:lineRule="auto"/>
+              <w:rPr>
+                <w:rFonts w:ascii="Arial" w:eastAsia="Arial" w:hAnsi="Arial" w:cs="Arial"/>
+                <w:sz w:val="16"/>
+                <w:szCs w:val="16"/>
+                <w:shd w:val="clear" w:color="auto" w:fill="A6A6A6"/>
               </w:rPr>
             </w:pPr>
           </w:p>
@@ -7484,16 +7213,21 @@
         <w:tc>
           <w:tcPr>
             <w:tcW w:w="581" w:type="dxa"/>
-            <w:shd w:val="clear" w:color="auto" w:fill="D9D9D9"/>
-          </w:tcPr>
-          <w:p>
-            <w:pPr>
-              <w:spacing w:line="276" w:lineRule="auto"/>
-              <w:jc w:val="center"/>
-              <w:rPr>
-                <w:rFonts w:ascii="Arial" w:eastAsia="Arial" w:hAnsi="Arial" w:cs="Arial"/>
-                <w:sz w:val="16"/>
-                <w:szCs w:val="16"/>
+            <w:tcBorders>
+              <w:top w:val="single" w:sz="4" w:space="0" w:color="000000"/>
+              <w:bottom w:val="single" w:sz="4" w:space="0" w:color="000000"/>
+            </w:tcBorders>
+            <w:shd w:val="clear" w:color="auto" w:fill="D9D9D9"/>
+          </w:tcPr>
+          <w:p>
+            <w:pPr>
+              <w:spacing w:line="276" w:lineRule="auto"/>
+              <w:jc w:val="center"/>
+              <w:rPr>
+                <w:rFonts w:ascii="Arial" w:eastAsia="Arial" w:hAnsi="Arial" w:cs="Arial"/>
+                <w:sz w:val="16"/>
+                <w:szCs w:val="16"/>
+                <w:shd w:val="clear" w:color="auto" w:fill="A6A6A6"/>
               </w:rPr>
             </w:pPr>
           </w:p>
@@ -7501,16 +7235,21 @@
         <w:tc>
           <w:tcPr>
             <w:tcW w:w="684" w:type="dxa"/>
-            <w:shd w:val="clear" w:color="auto" w:fill="D9D9D9"/>
-          </w:tcPr>
-          <w:p>
-            <w:pPr>
-              <w:spacing w:line="276" w:lineRule="auto"/>
-              <w:jc w:val="center"/>
-              <w:rPr>
-                <w:rFonts w:ascii="Arial" w:eastAsia="Arial" w:hAnsi="Arial" w:cs="Arial"/>
-                <w:sz w:val="16"/>
-                <w:szCs w:val="16"/>
+            <w:tcBorders>
+              <w:top w:val="single" w:sz="4" w:space="0" w:color="000000"/>
+              <w:bottom w:val="single" w:sz="4" w:space="0" w:color="000000"/>
+            </w:tcBorders>
+            <w:shd w:val="clear" w:color="auto" w:fill="D9D9D9"/>
+          </w:tcPr>
+          <w:p>
+            <w:pPr>
+              <w:spacing w:line="276" w:lineRule="auto"/>
+              <w:jc w:val="center"/>
+              <w:rPr>
+                <w:rFonts w:ascii="Arial" w:eastAsia="Arial" w:hAnsi="Arial" w:cs="Arial"/>
+                <w:sz w:val="16"/>
+                <w:szCs w:val="16"/>
+                <w:shd w:val="clear" w:color="auto" w:fill="A6A6A6"/>
               </w:rPr>
             </w:pPr>
           </w:p>
@@ -7518,16 +7257,21 @@
         <w:tc>
           <w:tcPr>
             <w:tcW w:w="941" w:type="dxa"/>
-            <w:shd w:val="clear" w:color="auto" w:fill="D9D9D9"/>
-          </w:tcPr>
-          <w:p>
-            <w:pPr>
-              <w:spacing w:line="276" w:lineRule="auto"/>
-              <w:jc w:val="center"/>
-              <w:rPr>
-                <w:rFonts w:ascii="Arial" w:eastAsia="Arial" w:hAnsi="Arial" w:cs="Arial"/>
-                <w:sz w:val="16"/>
-                <w:szCs w:val="16"/>
+            <w:tcBorders>
+              <w:top w:val="single" w:sz="4" w:space="0" w:color="000000"/>
+              <w:bottom w:val="single" w:sz="4" w:space="0" w:color="000000"/>
+            </w:tcBorders>
+            <w:shd w:val="clear" w:color="auto" w:fill="D9D9D9"/>
+          </w:tcPr>
+          <w:p>
+            <w:pPr>
+              <w:spacing w:line="276" w:lineRule="auto"/>
+              <w:jc w:val="center"/>
+              <w:rPr>
+                <w:rFonts w:ascii="Arial" w:eastAsia="Arial" w:hAnsi="Arial" w:cs="Arial"/>
+                <w:sz w:val="16"/>
+                <w:szCs w:val="16"/>
+                <w:shd w:val="clear" w:color="auto" w:fill="A6A6A6"/>
               </w:rPr>
             </w:pPr>
           </w:p>
@@ -7535,16 +7279,21 @@
         <w:tc>
           <w:tcPr>
             <w:tcW w:w="667" w:type="dxa"/>
-            <w:shd w:val="clear" w:color="auto" w:fill="D9D9D9"/>
-          </w:tcPr>
-          <w:p>
-            <w:pPr>
-              <w:spacing w:line="276" w:lineRule="auto"/>
-              <w:jc w:val="center"/>
-              <w:rPr>
-                <w:rFonts w:ascii="Arial" w:eastAsia="Arial" w:hAnsi="Arial" w:cs="Arial"/>
-                <w:sz w:val="16"/>
-                <w:szCs w:val="16"/>
+            <w:tcBorders>
+              <w:top w:val="single" w:sz="4" w:space="0" w:color="000000"/>
+              <w:bottom w:val="single" w:sz="4" w:space="0" w:color="000000"/>
+            </w:tcBorders>
+            <w:shd w:val="clear" w:color="auto" w:fill="D9D9D9"/>
+          </w:tcPr>
+          <w:p>
+            <w:pPr>
+              <w:spacing w:line="276" w:lineRule="auto"/>
+              <w:jc w:val="center"/>
+              <w:rPr>
+                <w:rFonts w:ascii="Arial" w:eastAsia="Arial" w:hAnsi="Arial" w:cs="Arial"/>
+                <w:sz w:val="16"/>
+                <w:szCs w:val="16"/>
+                <w:shd w:val="clear" w:color="auto" w:fill="A6A6A6"/>
               </w:rPr>
             </w:pPr>
           </w:p>
@@ -7552,16 +7301,21 @@
         <w:tc>
           <w:tcPr>
             <w:tcW w:w="677" w:type="dxa"/>
-            <w:shd w:val="clear" w:color="auto" w:fill="D9D9D9"/>
-          </w:tcPr>
-          <w:p>
-            <w:pPr>
-              <w:spacing w:line="276" w:lineRule="auto"/>
-              <w:jc w:val="center"/>
-              <w:rPr>
-                <w:rFonts w:ascii="Arial" w:eastAsia="Arial" w:hAnsi="Arial" w:cs="Arial"/>
-                <w:sz w:val="16"/>
-                <w:szCs w:val="16"/>
+            <w:tcBorders>
+              <w:top w:val="single" w:sz="4" w:space="0" w:color="000000"/>
+              <w:bottom w:val="single" w:sz="4" w:space="0" w:color="000000"/>
+            </w:tcBorders>
+            <w:shd w:val="clear" w:color="auto" w:fill="D9D9D9"/>
+          </w:tcPr>
+          <w:p>
+            <w:pPr>
+              <w:spacing w:line="276" w:lineRule="auto"/>
+              <w:jc w:val="center"/>
+              <w:rPr>
+                <w:rFonts w:ascii="Arial" w:eastAsia="Arial" w:hAnsi="Arial" w:cs="Arial"/>
+                <w:sz w:val="16"/>
+                <w:szCs w:val="16"/>
+                <w:shd w:val="clear" w:color="auto" w:fill="A6A6A6"/>
               </w:rPr>
             </w:pPr>
           </w:p>
@@ -7569,16 +7323,21 @@
         <w:tc>
           <w:tcPr>
             <w:tcW w:w="650" w:type="dxa"/>
-            <w:shd w:val="clear" w:color="auto" w:fill="D9D9D9"/>
-          </w:tcPr>
-          <w:p>
-            <w:pPr>
-              <w:spacing w:line="276" w:lineRule="auto"/>
-              <w:jc w:val="center"/>
-              <w:rPr>
-                <w:rFonts w:ascii="Arial" w:eastAsia="Arial" w:hAnsi="Arial" w:cs="Arial"/>
-                <w:sz w:val="16"/>
-                <w:szCs w:val="16"/>
+            <w:tcBorders>
+              <w:top w:val="single" w:sz="4" w:space="0" w:color="000000"/>
+              <w:bottom w:val="single" w:sz="4" w:space="0" w:color="000000"/>
+            </w:tcBorders>
+            <w:shd w:val="clear" w:color="auto" w:fill="D9D9D9"/>
+          </w:tcPr>
+          <w:p>
+            <w:pPr>
+              <w:spacing w:line="276" w:lineRule="auto"/>
+              <w:jc w:val="center"/>
+              <w:rPr>
+                <w:rFonts w:ascii="Arial" w:eastAsia="Arial" w:hAnsi="Arial" w:cs="Arial"/>
+                <w:sz w:val="16"/>
+                <w:szCs w:val="16"/>
+                <w:shd w:val="clear" w:color="auto" w:fill="A6A6A6"/>
               </w:rPr>
             </w:pPr>
           </w:p>
@@ -7586,16 +7345,21 @@
         <w:tc>
           <w:tcPr>
             <w:tcW w:w="645" w:type="dxa"/>
-            <w:shd w:val="clear" w:color="auto" w:fill="D9D9D9"/>
-          </w:tcPr>
-          <w:p>
-            <w:pPr>
-              <w:spacing w:line="276" w:lineRule="auto"/>
-              <w:jc w:val="center"/>
-              <w:rPr>
-                <w:rFonts w:ascii="Arial" w:eastAsia="Arial" w:hAnsi="Arial" w:cs="Arial"/>
-                <w:sz w:val="16"/>
-                <w:szCs w:val="16"/>
+            <w:tcBorders>
+              <w:top w:val="single" w:sz="4" w:space="0" w:color="000000"/>
+              <w:bottom w:val="single" w:sz="4" w:space="0" w:color="000000"/>
+            </w:tcBorders>
+            <w:shd w:val="clear" w:color="auto" w:fill="D9D9D9"/>
+          </w:tcPr>
+          <w:p>
+            <w:pPr>
+              <w:spacing w:line="276" w:lineRule="auto"/>
+              <w:jc w:val="center"/>
+              <w:rPr>
+                <w:rFonts w:ascii="Arial" w:eastAsia="Arial" w:hAnsi="Arial" w:cs="Arial"/>
+                <w:sz w:val="16"/>
+                <w:szCs w:val="16"/>
+                <w:shd w:val="clear" w:color="auto" w:fill="A6A6A6"/>
               </w:rPr>
             </w:pPr>
           </w:p>
@@ -7604,16 +7368,21 @@
           <w:tcPr>
             <w:tcW w:w="636" w:type="dxa"/>
             <w:gridSpan w:val="2"/>
-            <w:shd w:val="clear" w:color="auto" w:fill="D9D9D9"/>
-          </w:tcPr>
-          <w:p>
-            <w:pPr>
-              <w:spacing w:line="276" w:lineRule="auto"/>
-              <w:jc w:val="center"/>
-              <w:rPr>
-                <w:rFonts w:ascii="Arial" w:eastAsia="Arial" w:hAnsi="Arial" w:cs="Arial"/>
-                <w:sz w:val="16"/>
-                <w:szCs w:val="16"/>
+            <w:tcBorders>
+              <w:top w:val="single" w:sz="4" w:space="0" w:color="000000"/>
+              <w:bottom w:val="single" w:sz="4" w:space="0" w:color="000000"/>
+            </w:tcBorders>
+            <w:shd w:val="clear" w:color="auto" w:fill="D9D9D9"/>
+          </w:tcPr>
+          <w:p>
+            <w:pPr>
+              <w:spacing w:line="276" w:lineRule="auto"/>
+              <w:jc w:val="center"/>
+              <w:rPr>
+                <w:rFonts w:ascii="Arial" w:eastAsia="Arial" w:hAnsi="Arial" w:cs="Arial"/>
+                <w:sz w:val="16"/>
+                <w:szCs w:val="16"/>
+                <w:shd w:val="clear" w:color="auto" w:fill="A6A6A6"/>
               </w:rPr>
             </w:pPr>
           </w:p>
@@ -7665,7 +7434,7 @@
                 <w:sz w:val="18"/>
                 <w:szCs w:val="18"/>
               </w:rPr>
-              <w:t>BEM – MS AS3</w:t>
+              <w:t xml:space="preserve">ROC estrategia</w:t>
             </w:r>
           </w:p>
         </w:tc>
@@ -7683,20 +7452,13 @@
                 <w:szCs w:val="16"/>
               </w:rPr>
             </w:pPr>
-            <w:r>
-              <w:rPr>
-                <w:rFonts w:ascii="Arial" w:eastAsia="Arial" w:hAnsi="Arial" w:cs="Arial"/>
-                <w:sz w:val="16"/>
-                <w:szCs w:val="16"/>
-              </w:rPr>
-              <w:t>11</w:t>
-            </w:r>
           </w:p>
         </w:tc>
         <w:tc>
           <w:tcPr>
             <w:tcW w:w="708" w:type="dxa"/>
             <w:tcBorders>
+              <w:top w:val="single" w:sz="4" w:space="0" w:color="000000"/>
               <w:bottom w:val="single" w:sz="4" w:space="0" w:color="000000"/>
             </w:tcBorders>
             <w:shd w:val="clear" w:color="auto" w:fill="D9D9D9"/>
@@ -7704,11 +7466,11 @@
           <w:p>
             <w:pPr>
               <w:spacing w:line="276" w:lineRule="auto"/>
-              <w:jc w:val="center"/>
-              <w:rPr>
-                <w:rFonts w:ascii="Arial" w:eastAsia="Arial" w:hAnsi="Arial" w:cs="Arial"/>
-                <w:sz w:val="16"/>
-                <w:szCs w:val="16"/>
+              <w:rPr>
+                <w:rFonts w:ascii="Arial" w:eastAsia="Arial" w:hAnsi="Arial" w:cs="Arial"/>
+                <w:sz w:val="16"/>
+                <w:szCs w:val="16"/>
+                <w:shd w:val="clear" w:color="auto" w:fill="A6A6A6"/>
               </w:rPr>
             </w:pPr>
           </w:p>
@@ -7717,6 +7479,7 @@
           <w:tcPr>
             <w:tcW w:w="581" w:type="dxa"/>
             <w:tcBorders>
+              <w:top w:val="single" w:sz="4" w:space="0" w:color="000000"/>
               <w:bottom w:val="single" w:sz="4" w:space="0" w:color="000000"/>
             </w:tcBorders>
             <w:shd w:val="clear" w:color="auto" w:fill="D9D9D9"/>
@@ -7729,6 +7492,7 @@
                 <w:rFonts w:ascii="Arial" w:eastAsia="Arial" w:hAnsi="Arial" w:cs="Arial"/>
                 <w:sz w:val="16"/>
                 <w:szCs w:val="16"/>
+                <w:shd w:val="clear" w:color="auto" w:fill="A6A6A6"/>
               </w:rPr>
             </w:pPr>
           </w:p>
@@ -7737,6 +7501,7 @@
           <w:tcPr>
             <w:tcW w:w="684" w:type="dxa"/>
             <w:tcBorders>
+              <w:top w:val="single" w:sz="4" w:space="0" w:color="000000"/>
               <w:bottom w:val="single" w:sz="4" w:space="0" w:color="000000"/>
             </w:tcBorders>
             <w:shd w:val="clear" w:color="auto" w:fill="D9D9D9"/>
@@ -7749,6 +7514,7 @@
                 <w:rFonts w:ascii="Arial" w:eastAsia="Arial" w:hAnsi="Arial" w:cs="Arial"/>
                 <w:sz w:val="16"/>
                 <w:szCs w:val="16"/>
+                <w:shd w:val="clear" w:color="auto" w:fill="A6A6A6"/>
               </w:rPr>
             </w:pPr>
           </w:p>
@@ -7757,6 +7523,7 @@
           <w:tcPr>
             <w:tcW w:w="941" w:type="dxa"/>
             <w:tcBorders>
+              <w:top w:val="single" w:sz="4" w:space="0" w:color="000000"/>
               <w:bottom w:val="single" w:sz="4" w:space="0" w:color="000000"/>
             </w:tcBorders>
             <w:shd w:val="clear" w:color="auto" w:fill="D9D9D9"/>
@@ -7769,6 +7536,7 @@
                 <w:rFonts w:ascii="Arial" w:eastAsia="Arial" w:hAnsi="Arial" w:cs="Arial"/>
                 <w:sz w:val="16"/>
                 <w:szCs w:val="16"/>
+                <w:shd w:val="clear" w:color="auto" w:fill="A6A6A6"/>
               </w:rPr>
             </w:pPr>
           </w:p>
@@ -7777,6 +7545,7 @@
           <w:tcPr>
             <w:tcW w:w="667" w:type="dxa"/>
             <w:tcBorders>
+              <w:top w:val="single" w:sz="4" w:space="0" w:color="000000"/>
               <w:bottom w:val="single" w:sz="4" w:space="0" w:color="000000"/>
             </w:tcBorders>
             <w:shd w:val="clear" w:color="auto" w:fill="D9D9D9"/>
@@ -7789,6 +7558,7 @@
                 <w:rFonts w:ascii="Arial" w:eastAsia="Arial" w:hAnsi="Arial" w:cs="Arial"/>
                 <w:sz w:val="16"/>
                 <w:szCs w:val="16"/>
+                <w:shd w:val="clear" w:color="auto" w:fill="A6A6A6"/>
               </w:rPr>
             </w:pPr>
           </w:p>
@@ -7797,6 +7567,7 @@
           <w:tcPr>
             <w:tcW w:w="677" w:type="dxa"/>
             <w:tcBorders>
+              <w:top w:val="single" w:sz="4" w:space="0" w:color="000000"/>
               <w:bottom w:val="single" w:sz="4" w:space="0" w:color="000000"/>
             </w:tcBorders>
             <w:shd w:val="clear" w:color="auto" w:fill="D9D9D9"/>
@@ -7809,6 +7580,7 @@
                 <w:rFonts w:ascii="Arial" w:eastAsia="Arial" w:hAnsi="Arial" w:cs="Arial"/>
                 <w:sz w:val="16"/>
                 <w:szCs w:val="16"/>
+                <w:shd w:val="clear" w:color="auto" w:fill="A6A6A6"/>
               </w:rPr>
             </w:pPr>
           </w:p>
@@ -7817,6 +7589,7 @@
           <w:tcPr>
             <w:tcW w:w="650" w:type="dxa"/>
             <w:tcBorders>
+              <w:top w:val="single" w:sz="4" w:space="0" w:color="000000"/>
               <w:bottom w:val="single" w:sz="4" w:space="0" w:color="000000"/>
             </w:tcBorders>
             <w:shd w:val="clear" w:color="auto" w:fill="D9D9D9"/>
@@ -7829,6 +7602,7 @@
                 <w:rFonts w:ascii="Arial" w:eastAsia="Arial" w:hAnsi="Arial" w:cs="Arial"/>
                 <w:sz w:val="16"/>
                 <w:szCs w:val="16"/>
+                <w:shd w:val="clear" w:color="auto" w:fill="A6A6A6"/>
               </w:rPr>
             </w:pPr>
           </w:p>
@@ -7837,6 +7611,7 @@
           <w:tcPr>
             <w:tcW w:w="645" w:type="dxa"/>
             <w:tcBorders>
+              <w:top w:val="single" w:sz="4" w:space="0" w:color="000000"/>
               <w:bottom w:val="single" w:sz="4" w:space="0" w:color="000000"/>
             </w:tcBorders>
             <w:shd w:val="clear" w:color="auto" w:fill="D9D9D9"/>
@@ -7849,6 +7624,7 @@
                 <w:rFonts w:ascii="Arial" w:eastAsia="Arial" w:hAnsi="Arial" w:cs="Arial"/>
                 <w:sz w:val="16"/>
                 <w:szCs w:val="16"/>
+                <w:shd w:val="clear" w:color="auto" w:fill="A6A6A6"/>
               </w:rPr>
             </w:pPr>
           </w:p>
@@ -7858,6 +7634,275 @@
             <w:tcW w:w="636" w:type="dxa"/>
             <w:gridSpan w:val="2"/>
             <w:tcBorders>
+              <w:top w:val="single" w:sz="4" w:space="0" w:color="000000"/>
+              <w:bottom w:val="single" w:sz="4" w:space="0" w:color="000000"/>
+            </w:tcBorders>
+            <w:shd w:val="clear" w:color="auto" w:fill="D9D9D9"/>
+          </w:tcPr>
+          <w:p>
+            <w:pPr>
+              <w:spacing w:line="276" w:lineRule="auto"/>
+              <w:jc w:val="center"/>
+              <w:rPr>
+                <w:rFonts w:ascii="Arial" w:eastAsia="Arial" w:hAnsi="Arial" w:cs="Arial"/>
+                <w:sz w:val="16"/>
+                <w:szCs w:val="16"/>
+                <w:shd w:val="clear" w:color="auto" w:fill="A6A6A6"/>
+              </w:rPr>
+            </w:pPr>
+          </w:p>
+        </w:tc>
+      </w:tr>
+      <w:tr>
+        <w:tc>
+          <w:tcPr>
+            <w:tcW w:w="1727" w:type="dxa"/>
+            <w:vMerge w:val="restart"/>
+            <w:vAlign w:val="center"/>
+          </w:tcPr>
+          <w:p>
+            <w:pPr>
+              <w:spacing w:line="276" w:lineRule="auto"/>
+              <w:jc w:val="center"/>
+              <w:rPr>
+                <w:rFonts w:ascii="Arial" w:eastAsia="Arial" w:hAnsi="Arial" w:cs="Arial"/>
+                <w:b/>
+                <w:sz w:val="18"/>
+                <w:szCs w:val="18"/>
+              </w:rPr>
+            </w:pPr>
+            <w:r>
+              <w:rPr>
+                <w:rFonts w:ascii="Arial" w:eastAsia="Arial" w:hAnsi="Arial" w:cs="Arial"/>
+                <w:b/>
+                <w:sz w:val="18"/>
+                <w:szCs w:val="18"/>
+              </w:rPr>
+              <w:t>Memoria episódica</w:t>
+            </w:r>
+          </w:p>
+        </w:tc>
+        <w:tc>
+          <w:tcPr>
+            <w:tcW w:w="1701" w:type="dxa"/>
+          </w:tcPr>
+          <w:p>
+            <w:pPr>
+              <w:spacing w:line="276" w:lineRule="auto"/>
+              <w:jc w:val="right"/>
+              <w:rPr>
+                <w:rFonts w:ascii="Arial" w:eastAsia="Arial" w:hAnsi="Arial" w:cs="Arial"/>
+                <w:sz w:val="18"/>
+                <w:szCs w:val="18"/>
+              </w:rPr>
+            </w:pPr>
+            <w:r>
+              <w:rPr>
+                <w:rFonts w:ascii="Arial" w:eastAsia="Arial" w:hAnsi="Arial" w:cs="Arial"/>
+                <w:sz w:val="18"/>
+                <w:szCs w:val="18"/>
+              </w:rPr>
+              <w:t>BEM – MS AS1</w:t>
+            </w:r>
+          </w:p>
+        </w:tc>
+        <w:tc>
+          <w:tcPr>
+            <w:tcW w:w="1034" w:type="dxa"/>
+          </w:tcPr>
+          <w:p>
+            <w:pPr>
+              <w:spacing w:line="276" w:lineRule="auto"/>
+              <w:jc w:val="center"/>
+              <w:rPr>
+                <w:rFonts w:ascii="Arial" w:eastAsia="Arial" w:hAnsi="Arial" w:cs="Arial"/>
+                <w:sz w:val="16"/>
+                <w:szCs w:val="16"/>
+              </w:rPr>
+            </w:pPr>
+            <w:r>
+              <w:rPr>
+                <w:rFonts w:ascii="Arial" w:eastAsia="Arial" w:hAnsi="Arial" w:cs="Arial"/>
+                <w:sz w:val="16"/>
+                <w:szCs w:val="16"/>
+              </w:rPr>
+              <w:t>6</w:t>
+            </w:r>
+          </w:p>
+        </w:tc>
+        <w:tc>
+          <w:tcPr>
+            <w:tcW w:w="708" w:type="dxa"/>
+            <w:tcBorders>
+              <w:top w:val="single" w:sz="4" w:space="0" w:color="000000"/>
+              <w:bottom w:val="single" w:sz="4" w:space="0" w:color="000000"/>
+            </w:tcBorders>
+            <w:shd w:val="clear" w:color="auto" w:fill="D9D9D9"/>
+          </w:tcPr>
+          <w:p>
+            <w:pPr>
+              <w:spacing w:line="276" w:lineRule="auto"/>
+              <w:rPr>
+                <w:rFonts w:ascii="Arial" w:eastAsia="Arial" w:hAnsi="Arial" w:cs="Arial"/>
+                <w:sz w:val="16"/>
+                <w:szCs w:val="16"/>
+              </w:rPr>
+            </w:pPr>
+          </w:p>
+        </w:tc>
+        <w:tc>
+          <w:tcPr>
+            <w:tcW w:w="581" w:type="dxa"/>
+            <w:tcBorders>
+              <w:top w:val="single" w:sz="4" w:space="0" w:color="000000"/>
+              <w:bottom w:val="single" w:sz="4" w:space="0" w:color="000000"/>
+            </w:tcBorders>
+            <w:shd w:val="clear" w:color="auto" w:fill="D9D9D9"/>
+          </w:tcPr>
+          <w:p>
+            <w:pPr>
+              <w:spacing w:line="276" w:lineRule="auto"/>
+              <w:jc w:val="center"/>
+              <w:rPr>
+                <w:rFonts w:ascii="Arial" w:eastAsia="Arial" w:hAnsi="Arial" w:cs="Arial"/>
+                <w:sz w:val="16"/>
+                <w:szCs w:val="16"/>
+              </w:rPr>
+            </w:pPr>
+          </w:p>
+        </w:tc>
+        <w:tc>
+          <w:tcPr>
+            <w:tcW w:w="684" w:type="dxa"/>
+            <w:tcBorders>
+              <w:top w:val="single" w:sz="4" w:space="0" w:color="000000"/>
+              <w:bottom w:val="single" w:sz="4" w:space="0" w:color="000000"/>
+            </w:tcBorders>
+            <w:shd w:val="clear" w:color="auto" w:fill="D9D9D9"/>
+          </w:tcPr>
+          <w:p>
+            <w:pPr>
+              <w:spacing w:line="276" w:lineRule="auto"/>
+              <w:jc w:val="center"/>
+              <w:rPr>
+                <w:rFonts w:ascii="Arial" w:eastAsia="Arial" w:hAnsi="Arial" w:cs="Arial"/>
+                <w:sz w:val="16"/>
+                <w:szCs w:val="16"/>
+              </w:rPr>
+            </w:pPr>
+          </w:p>
+        </w:tc>
+        <w:tc>
+          <w:tcPr>
+            <w:tcW w:w="941" w:type="dxa"/>
+            <w:tcBorders>
+              <w:top w:val="single" w:sz="4" w:space="0" w:color="000000"/>
+              <w:bottom w:val="single" w:sz="4" w:space="0" w:color="000000"/>
+            </w:tcBorders>
+            <w:shd w:val="clear" w:color="auto" w:fill="D9D9D9"/>
+          </w:tcPr>
+          <w:p>
+            <w:pPr>
+              <w:spacing w:line="276" w:lineRule="auto"/>
+              <w:jc w:val="center"/>
+              <w:rPr>
+                <w:rFonts w:ascii="Arial" w:eastAsia="Arial" w:hAnsi="Arial" w:cs="Arial"/>
+                <w:sz w:val="16"/>
+                <w:szCs w:val="16"/>
+              </w:rPr>
+            </w:pPr>
+          </w:p>
+        </w:tc>
+        <w:tc>
+          <w:tcPr>
+            <w:tcW w:w="667" w:type="dxa"/>
+            <w:tcBorders>
+              <w:top w:val="single" w:sz="4" w:space="0" w:color="000000"/>
+              <w:bottom w:val="single" w:sz="4" w:space="0" w:color="000000"/>
+            </w:tcBorders>
+            <w:shd w:val="clear" w:color="auto" w:fill="D9D9D9"/>
+          </w:tcPr>
+          <w:p>
+            <w:pPr>
+              <w:spacing w:line="276" w:lineRule="auto"/>
+              <w:jc w:val="center"/>
+              <w:rPr>
+                <w:rFonts w:ascii="Arial" w:eastAsia="Arial" w:hAnsi="Arial" w:cs="Arial"/>
+                <w:sz w:val="16"/>
+                <w:szCs w:val="16"/>
+              </w:rPr>
+            </w:pPr>
+          </w:p>
+        </w:tc>
+        <w:tc>
+          <w:tcPr>
+            <w:tcW w:w="677" w:type="dxa"/>
+            <w:tcBorders>
+              <w:top w:val="single" w:sz="4" w:space="0" w:color="000000"/>
+              <w:bottom w:val="single" w:sz="4" w:space="0" w:color="000000"/>
+            </w:tcBorders>
+            <w:shd w:val="clear" w:color="auto" w:fill="D9D9D9"/>
+          </w:tcPr>
+          <w:p>
+            <w:pPr>
+              <w:spacing w:line="276" w:lineRule="auto"/>
+              <w:jc w:val="center"/>
+              <w:rPr>
+                <w:rFonts w:ascii="Arial" w:eastAsia="Arial" w:hAnsi="Arial" w:cs="Arial"/>
+                <w:sz w:val="16"/>
+                <w:szCs w:val="16"/>
+              </w:rPr>
+            </w:pPr>
+          </w:p>
+        </w:tc>
+        <w:tc>
+          <w:tcPr>
+            <w:tcW w:w="650" w:type="dxa"/>
+            <w:tcBorders>
+              <w:top w:val="single" w:sz="4" w:space="0" w:color="000000"/>
+              <w:bottom w:val="single" w:sz="4" w:space="0" w:color="000000"/>
+            </w:tcBorders>
+            <w:shd w:val="clear" w:color="auto" w:fill="D9D9D9"/>
+          </w:tcPr>
+          <w:p>
+            <w:pPr>
+              <w:spacing w:line="276" w:lineRule="auto"/>
+              <w:jc w:val="center"/>
+              <w:rPr>
+                <w:rFonts w:ascii="Arial" w:eastAsia="Arial" w:hAnsi="Arial" w:cs="Arial"/>
+                <w:sz w:val="16"/>
+                <w:szCs w:val="16"/>
+              </w:rPr>
+            </w:pPr>
+          </w:p>
+        </w:tc>
+        <w:tc>
+          <w:tcPr>
+            <w:tcW w:w="645" w:type="dxa"/>
+            <w:tcBorders>
+              <w:top w:val="single" w:sz="4" w:space="0" w:color="000000"/>
+              <w:bottom w:val="single" w:sz="4" w:space="0" w:color="000000"/>
+            </w:tcBorders>
+            <w:shd w:val="clear" w:color="auto" w:fill="D9D9D9"/>
+          </w:tcPr>
+          <w:p>
+            <w:pPr>
+              <w:spacing w:line="276" w:lineRule="auto"/>
+              <w:jc w:val="center"/>
+              <w:rPr>
+                <w:rFonts w:ascii="Arial" w:eastAsia="Arial" w:hAnsi="Arial" w:cs="Arial"/>
+                <w:sz w:val="16"/>
+                <w:szCs w:val="16"/>
+              </w:rPr>
+            </w:pPr>
+          </w:p>
+        </w:tc>
+        <w:tc>
+          <w:tcPr>
+            <w:tcW w:w="636" w:type="dxa"/>
+            <w:gridSpan w:val="2"/>
+            <w:tcBorders>
+              <w:top w:val="single" w:sz="4" w:space="0" w:color="000000"/>
               <w:bottom w:val="single" w:sz="4" w:space="0" w:color="000000"/>
             </w:tcBorders>
             <w:shd w:val="clear" w:color="auto" w:fill="D9D9D9"/>
@@ -7921,7 +7966,7 @@
                 <w:sz w:val="18"/>
                 <w:szCs w:val="18"/>
               </w:rPr>
-              <w:t>BEM – MS AST</w:t>
+              <w:t>BEM – MS AS2</w:t>
             </w:r>
           </w:p>
         </w:tc>
@@ -7945,46 +7990,31 @@
                 <w:sz w:val="16"/>
                 <w:szCs w:val="16"/>
               </w:rPr>
-              <w:t>8,66</w:t>
+              <w:t>9</w:t>
             </w:r>
           </w:p>
         </w:tc>
         <w:tc>
           <w:tcPr>
             <w:tcW w:w="708" w:type="dxa"/>
-            <w:tcBorders>
-              <w:top w:val="single" w:sz="4" w:space="0" w:color="000000"/>
-              <w:bottom w:val="single" w:sz="4" w:space="0" w:color="000000"/>
-            </w:tcBorders>
-          </w:tcPr>
-          <w:p>
-            <w:pPr>
-              <w:spacing w:line="276" w:lineRule="auto"/>
-              <w:jc w:val="center"/>
-              <w:rPr>
-                <w:rFonts w:ascii="Arial" w:eastAsia="Arial" w:hAnsi="Arial" w:cs="Arial"/>
-                <w:sz w:val="16"/>
-                <w:szCs w:val="16"/>
-              </w:rPr>
-            </w:pPr>
-            <w:r>
-              <w:rPr>
-                <w:rFonts w:ascii="Arial" w:eastAsia="Arial" w:hAnsi="Arial" w:cs="Arial"/>
-                <w:sz w:val="16"/>
-                <w:szCs w:val="16"/>
-              </w:rPr>
-              <w:t>-0,34</w:t>
-            </w:r>
+            <w:shd w:val="clear" w:color="auto" w:fill="D9D9D9"/>
+          </w:tcPr>
+          <w:p>
+            <w:pPr>
+              <w:spacing w:line="276" w:lineRule="auto"/>
+              <w:jc w:val="center"/>
+              <w:rPr>
+                <w:rFonts w:ascii="Arial" w:eastAsia="Arial" w:hAnsi="Arial" w:cs="Arial"/>
+                <w:sz w:val="16"/>
+                <w:szCs w:val="16"/>
+              </w:rPr>
+            </w:pPr>
           </w:p>
         </w:tc>
         <w:tc>
           <w:tcPr>
             <w:tcW w:w="581" w:type="dxa"/>
-            <w:tcBorders>
-              <w:top w:val="single" w:sz="4" w:space="0" w:color="000000"/>
-              <w:bottom w:val="single" w:sz="4" w:space="0" w:color="000000"/>
-            </w:tcBorders>
-            <w:shd w:val="clear" w:color="auto" w:fill="A6A6A6"/>
+            <w:shd w:val="clear" w:color="auto" w:fill="D9D9D9"/>
           </w:tcPr>
           <w:p>
             <w:pPr>
@@ -8001,15 +8031,12 @@
         <w:tc>
           <w:tcPr>
             <w:tcW w:w="684" w:type="dxa"/>
-            <w:tcBorders>
-              <w:top w:val="single" w:sz="4" w:space="0" w:color="000000"/>
-              <w:bottom w:val="single" w:sz="4" w:space="0" w:color="000000"/>
-            </w:tcBorders>
-            <w:shd w:val="clear" w:color="auto" w:fill="A6A6A6"/>
-          </w:tcPr>
-          <w:p>
-            <w:pPr>
-              <w:spacing w:line="276" w:lineRule="auto"/>
+            <w:shd w:val="clear" w:color="auto" w:fill="D9D9D9"/>
+          </w:tcPr>
+          <w:p>
+            <w:pPr>
+              <w:spacing w:line="276" w:lineRule="auto"/>
+              <w:jc w:val="center"/>
               <w:rPr>
                 <w:rFonts w:ascii="Arial" w:eastAsia="Arial" w:hAnsi="Arial" w:cs="Arial"/>
                 <w:sz w:val="16"/>
@@ -8021,10 +8048,6 @@
         <w:tc>
           <w:tcPr>
             <w:tcW w:w="941" w:type="dxa"/>
-            <w:tcBorders>
-              <w:top w:val="single" w:sz="4" w:space="0" w:color="000000"/>
-              <w:bottom w:val="single" w:sz="4" w:space="0" w:color="000000"/>
-            </w:tcBorders>
             <w:shd w:val="clear" w:color="auto" w:fill="D9D9D9"/>
           </w:tcPr>
           <w:p>
@@ -8042,38 +8065,24 @@
         <w:tc>
           <w:tcPr>
             <w:tcW w:w="667" w:type="dxa"/>
-            <w:tcBorders>
-              <w:top w:val="single" w:sz="4" w:space="0" w:color="000000"/>
-              <w:bottom w:val="single" w:sz="4" w:space="0" w:color="000000"/>
-            </w:tcBorders>
-          </w:tcPr>
-          <w:p>
-            <w:pPr>
-              <w:spacing w:line="276" w:lineRule="auto"/>
-              <w:jc w:val="center"/>
-              <w:rPr>
-                <w:rFonts w:ascii="Arial" w:eastAsia="Arial" w:hAnsi="Arial" w:cs="Arial"/>
-                <w:sz w:val="16"/>
-                <w:szCs w:val="16"/>
-              </w:rPr>
-            </w:pPr>
-            <w:r>
-              <w:rPr>
-                <w:rFonts w:ascii="Arial" w:eastAsia="Arial" w:hAnsi="Arial" w:cs="Arial"/>
-                <w:sz w:val="16"/>
-                <w:szCs w:val="16"/>
-              </w:rPr>
-              <w:t>X</w:t>
-            </w:r>
+            <w:shd w:val="clear" w:color="auto" w:fill="D9D9D9"/>
+          </w:tcPr>
+          <w:p>
+            <w:pPr>
+              <w:spacing w:line="276" w:lineRule="auto"/>
+              <w:jc w:val="center"/>
+              <w:rPr>
+                <w:rFonts w:ascii="Arial" w:eastAsia="Arial" w:hAnsi="Arial" w:cs="Arial"/>
+                <w:sz w:val="16"/>
+                <w:szCs w:val="16"/>
+              </w:rPr>
+            </w:pPr>
           </w:p>
         </w:tc>
         <w:tc>
           <w:tcPr>
             <w:tcW w:w="677" w:type="dxa"/>
-            <w:tcBorders>
-              <w:top w:val="single" w:sz="4" w:space="0" w:color="000000"/>
-              <w:bottom w:val="single" w:sz="4" w:space="0" w:color="000000"/>
-            </w:tcBorders>
+            <w:shd w:val="clear" w:color="auto" w:fill="D9D9D9"/>
           </w:tcPr>
           <w:p>
             <w:pPr>
@@ -8090,10 +8099,7 @@
         <w:tc>
           <w:tcPr>
             <w:tcW w:w="650" w:type="dxa"/>
-            <w:tcBorders>
-              <w:top w:val="single" w:sz="4" w:space="0" w:color="000000"/>
-              <w:bottom w:val="single" w:sz="4" w:space="0" w:color="000000"/>
-            </w:tcBorders>
+            <w:shd w:val="clear" w:color="auto" w:fill="D9D9D9"/>
           </w:tcPr>
           <w:p>
             <w:pPr>
@@ -8110,10 +8116,7 @@
         <w:tc>
           <w:tcPr>
             <w:tcW w:w="645" w:type="dxa"/>
-            <w:tcBorders>
-              <w:top w:val="single" w:sz="4" w:space="0" w:color="000000"/>
-              <w:bottom w:val="single" w:sz="4" w:space="0" w:color="000000"/>
-            </w:tcBorders>
+            <w:shd w:val="clear" w:color="auto" w:fill="D9D9D9"/>
           </w:tcPr>
           <w:p>
             <w:pPr>
@@ -8131,10 +8134,7 @@
           <w:tcPr>
             <w:tcW w:w="636" w:type="dxa"/>
             <w:gridSpan w:val="2"/>
-            <w:tcBorders>
-              <w:top w:val="single" w:sz="4" w:space="0" w:color="000000"/>
-              <w:bottom w:val="single" w:sz="4" w:space="0" w:color="000000"/>
-            </w:tcBorders>
+            <w:shd w:val="clear" w:color="auto" w:fill="D9D9D9"/>
           </w:tcPr>
           <w:p>
             <w:pPr>
@@ -8195,7 +8195,7 @@
                 <w:sz w:val="18"/>
                 <w:szCs w:val="18"/>
               </w:rPr>
-              <w:t>BEM – MS RSE</w:t>
+              <w:t>BEM – MS AS3</w:t>
             </w:r>
           </w:p>
         </w:tc>
@@ -8219,7 +8219,7 @@
                 <w:sz w:val="16"/>
                 <w:szCs w:val="16"/>
               </w:rPr>
-              <w:t>8</w:t>
+              <w:t>11</w:t>
             </w:r>
           </w:p>
         </w:tc>
@@ -8227,36 +8227,29 @@
           <w:tcPr>
             <w:tcW w:w="708" w:type="dxa"/>
             <w:tcBorders>
-              <w:top w:val="single" w:sz="4" w:space="0" w:color="000000"/>
-            </w:tcBorders>
-          </w:tcPr>
-          <w:p>
-            <w:pPr>
-              <w:spacing w:line="276" w:lineRule="auto"/>
-              <w:jc w:val="center"/>
-              <w:rPr>
-                <w:rFonts w:ascii="Arial" w:eastAsia="Arial" w:hAnsi="Arial" w:cs="Arial"/>
-                <w:sz w:val="16"/>
-                <w:szCs w:val="16"/>
-              </w:rPr>
-            </w:pPr>
-            <w:r>
-              <w:rPr>
-                <w:rFonts w:ascii="Arial" w:eastAsia="Arial" w:hAnsi="Arial" w:cs="Arial"/>
-                <w:sz w:val="16"/>
-                <w:szCs w:val="16"/>
-              </w:rPr>
-              <w:t>-0,13</w:t>
-            </w:r>
+              <w:bottom w:val="single" w:sz="4" w:space="0" w:color="000000"/>
+            </w:tcBorders>
+            <w:shd w:val="clear" w:color="auto" w:fill="D9D9D9"/>
+          </w:tcPr>
+          <w:p>
+            <w:pPr>
+              <w:spacing w:line="276" w:lineRule="auto"/>
+              <w:jc w:val="center"/>
+              <w:rPr>
+                <w:rFonts w:ascii="Arial" w:eastAsia="Arial" w:hAnsi="Arial" w:cs="Arial"/>
+                <w:sz w:val="16"/>
+                <w:szCs w:val="16"/>
+              </w:rPr>
+            </w:pPr>
           </w:p>
         </w:tc>
         <w:tc>
           <w:tcPr>
             <w:tcW w:w="581" w:type="dxa"/>
             <w:tcBorders>
-              <w:top w:val="single" w:sz="4" w:space="0" w:color="000000"/>
-            </w:tcBorders>
-            <w:shd w:val="clear" w:color="auto" w:fill="A6A6A6"/>
+              <w:bottom w:val="single" w:sz="4" w:space="0" w:color="000000"/>
+            </w:tcBorders>
+            <w:shd w:val="clear" w:color="auto" w:fill="D9D9D9"/>
           </w:tcPr>
           <w:p>
             <w:pPr>
@@ -8274,13 +8267,14 @@
           <w:tcPr>
             <w:tcW w:w="684" w:type="dxa"/>
             <w:tcBorders>
-              <w:top w:val="single" w:sz="4" w:space="0" w:color="000000"/>
-            </w:tcBorders>
-            <w:shd w:val="clear" w:color="auto" w:fill="A6A6A6"/>
-          </w:tcPr>
-          <w:p>
-            <w:pPr>
-              <w:spacing w:line="276" w:lineRule="auto"/>
+              <w:bottom w:val="single" w:sz="4" w:space="0" w:color="000000"/>
+            </w:tcBorders>
+            <w:shd w:val="clear" w:color="auto" w:fill="D9D9D9"/>
+          </w:tcPr>
+          <w:p>
+            <w:pPr>
+              <w:spacing w:line="276" w:lineRule="auto"/>
+              <w:jc w:val="center"/>
               <w:rPr>
                 <w:rFonts w:ascii="Arial" w:eastAsia="Arial" w:hAnsi="Arial" w:cs="Arial"/>
                 <w:sz w:val="16"/>
@@ -8293,7 +8287,7 @@
           <w:tcPr>
             <w:tcW w:w="941" w:type="dxa"/>
             <w:tcBorders>
-              <w:top w:val="single" w:sz="4" w:space="0" w:color="000000"/>
+              <w:bottom w:val="single" w:sz="4" w:space="0" w:color="000000"/>
             </w:tcBorders>
             <w:shd w:val="clear" w:color="auto" w:fill="D9D9D9"/>
           </w:tcPr>
@@ -8313,35 +8307,29 @@
           <w:tcPr>
             <w:tcW w:w="667" w:type="dxa"/>
             <w:tcBorders>
-              <w:top w:val="single" w:sz="4" w:space="0" w:color="000000"/>
-            </w:tcBorders>
-          </w:tcPr>
-          <w:p>
-            <w:pPr>
-              <w:spacing w:line="276" w:lineRule="auto"/>
-              <w:jc w:val="center"/>
-              <w:rPr>
-                <w:rFonts w:ascii="Arial" w:eastAsia="Arial" w:hAnsi="Arial" w:cs="Arial"/>
-                <w:sz w:val="16"/>
-                <w:szCs w:val="16"/>
-              </w:rPr>
-            </w:pPr>
-            <w:r>
-              <w:rPr>
-                <w:rFonts w:ascii="Arial" w:eastAsia="Arial" w:hAnsi="Arial" w:cs="Arial"/>
-                <w:sz w:val="16"/>
-                <w:szCs w:val="16"/>
-              </w:rPr>
-              <w:t>X</w:t>
-            </w:r>
+              <w:bottom w:val="single" w:sz="4" w:space="0" w:color="000000"/>
+            </w:tcBorders>
+            <w:shd w:val="clear" w:color="auto" w:fill="D9D9D9"/>
+          </w:tcPr>
+          <w:p>
+            <w:pPr>
+              <w:spacing w:line="276" w:lineRule="auto"/>
+              <w:jc w:val="center"/>
+              <w:rPr>
+                <w:rFonts w:ascii="Arial" w:eastAsia="Arial" w:hAnsi="Arial" w:cs="Arial"/>
+                <w:sz w:val="16"/>
+                <w:szCs w:val="16"/>
+              </w:rPr>
+            </w:pPr>
           </w:p>
         </w:tc>
         <w:tc>
           <w:tcPr>
             <w:tcW w:w="677" w:type="dxa"/>
             <w:tcBorders>
-              <w:top w:val="single" w:sz="4" w:space="0" w:color="000000"/>
-            </w:tcBorders>
+              <w:bottom w:val="single" w:sz="4" w:space="0" w:color="000000"/>
+            </w:tcBorders>
+            <w:shd w:val="clear" w:color="auto" w:fill="D9D9D9"/>
           </w:tcPr>
           <w:p>
             <w:pPr>
@@ -8359,8 +8347,9 @@
           <w:tcPr>
             <w:tcW w:w="650" w:type="dxa"/>
             <w:tcBorders>
-              <w:top w:val="single" w:sz="4" w:space="0" w:color="000000"/>
-            </w:tcBorders>
+              <w:bottom w:val="single" w:sz="4" w:space="0" w:color="000000"/>
+            </w:tcBorders>
+            <w:shd w:val="clear" w:color="auto" w:fill="D9D9D9"/>
           </w:tcPr>
           <w:p>
             <w:pPr>
@@ -8378,8 +8367,9 @@
           <w:tcPr>
             <w:tcW w:w="645" w:type="dxa"/>
             <w:tcBorders>
-              <w:top w:val="single" w:sz="4" w:space="0" w:color="000000"/>
-            </w:tcBorders>
+              <w:bottom w:val="single" w:sz="4" w:space="0" w:color="000000"/>
+            </w:tcBorders>
+            <w:shd w:val="clear" w:color="auto" w:fill="D9D9D9"/>
           </w:tcPr>
           <w:p>
             <w:pPr>
@@ -8398,8 +8388,9 @@
             <w:tcW w:w="636" w:type="dxa"/>
             <w:gridSpan w:val="2"/>
             <w:tcBorders>
-              <w:top w:val="single" w:sz="4" w:space="0" w:color="000000"/>
-            </w:tcBorders>
+              <w:bottom w:val="single" w:sz="4" w:space="0" w:color="000000"/>
+            </w:tcBorders>
+            <w:shd w:val="clear" w:color="auto" w:fill="D9D9D9"/>
           </w:tcPr>
           <w:p>
             <w:pPr>
@@ -8460,7 +8451,7 @@
                 <w:sz w:val="18"/>
                 <w:szCs w:val="18"/>
               </w:rPr>
-              <w:t>BEM – MS Sem</w:t>
+              <w:t>BEM – MS AST</w:t>
             </w:r>
           </w:p>
         </w:tc>
@@ -8484,13 +8475,17 @@
                 <w:sz w:val="16"/>
                 <w:szCs w:val="16"/>
               </w:rPr>
-              <w:t>10</w:t>
+              <w:t>8,66</w:t>
             </w:r>
           </w:p>
         </w:tc>
         <w:tc>
           <w:tcPr>
             <w:tcW w:w="708" w:type="dxa"/>
+            <w:tcBorders>
+              <w:top w:val="single" w:sz="4" w:space="0" w:color="000000"/>
+              <w:bottom w:val="single" w:sz="4" w:space="0" w:color="000000"/>
+            </w:tcBorders>
           </w:tcPr>
           <w:p>
             <w:pPr>
@@ -8508,13 +8503,17 @@
                 <w:sz w:val="16"/>
                 <w:szCs w:val="16"/>
               </w:rPr>
-              <w:t>-1,17</w:t>
+              <w:t>-0,34</w:t>
             </w:r>
           </w:p>
         </w:tc>
         <w:tc>
           <w:tcPr>
             <w:tcW w:w="581" w:type="dxa"/>
+            <w:tcBorders>
+              <w:top w:val="single" w:sz="4" w:space="0" w:color="000000"/>
+              <w:bottom w:val="single" w:sz="4" w:space="0" w:color="000000"/>
+            </w:tcBorders>
             <w:shd w:val="clear" w:color="auto" w:fill="A6A6A6"/>
           </w:tcPr>
           <w:p>
@@ -8532,6 +8531,10 @@
         <w:tc>
           <w:tcPr>
             <w:tcW w:w="684" w:type="dxa"/>
+            <w:tcBorders>
+              <w:top w:val="single" w:sz="4" w:space="0" w:color="000000"/>
+              <w:bottom w:val="single" w:sz="4" w:space="0" w:color="000000"/>
+            </w:tcBorders>
             <w:shd w:val="clear" w:color="auto" w:fill="A6A6A6"/>
           </w:tcPr>
           <w:p>
@@ -8548,7 +8551,31 @@
         <w:tc>
           <w:tcPr>
             <w:tcW w:w="941" w:type="dxa"/>
-            <w:shd w:val="clear" w:color="auto" w:fill="D9D9D9"/>
+            <w:tcBorders>
+              <w:top w:val="single" w:sz="4" w:space="0" w:color="000000"/>
+              <w:bottom w:val="single" w:sz="4" w:space="0" w:color="000000"/>
+            </w:tcBorders>
+            <w:shd w:val="clear" w:color="auto" w:fill="D9D9D9"/>
+          </w:tcPr>
+          <w:p>
+            <w:pPr>
+              <w:spacing w:line="276" w:lineRule="auto"/>
+              <w:jc w:val="center"/>
+              <w:rPr>
+                <w:rFonts w:ascii="Arial" w:eastAsia="Arial" w:hAnsi="Arial" w:cs="Arial"/>
+                <w:sz w:val="16"/>
+                <w:szCs w:val="16"/>
+              </w:rPr>
+            </w:pPr>
+          </w:p>
+        </w:tc>
+        <w:tc>
+          <w:tcPr>
+            <w:tcW w:w="667" w:type="dxa"/>
+            <w:tcBorders>
+              <w:top w:val="single" w:sz="4" w:space="0" w:color="000000"/>
+              <w:bottom w:val="single" w:sz="4" w:space="0" w:color="000000"/>
+            </w:tcBorders>
           </w:tcPr>
           <w:p>
             <w:pPr>
@@ -8572,23 +8599,11 @@
         </w:tc>
         <w:tc>
           <w:tcPr>
-            <w:tcW w:w="667" w:type="dxa"/>
-          </w:tcPr>
-          <w:p>
-            <w:pPr>
-              <w:spacing w:line="276" w:lineRule="auto"/>
-              <w:jc w:val="center"/>
-              <w:rPr>
-                <w:rFonts w:ascii="Arial" w:eastAsia="Arial" w:hAnsi="Arial" w:cs="Arial"/>
-                <w:sz w:val="16"/>
-                <w:szCs w:val="16"/>
-              </w:rPr>
-            </w:pPr>
-          </w:p>
-        </w:tc>
-        <w:tc>
-          <w:tcPr>
             <w:tcW w:w="677" w:type="dxa"/>
+            <w:tcBorders>
+              <w:top w:val="single" w:sz="4" w:space="0" w:color="000000"/>
+              <w:bottom w:val="single" w:sz="4" w:space="0" w:color="000000"/>
+            </w:tcBorders>
           </w:tcPr>
           <w:p>
             <w:pPr>
@@ -8605,6 +8620,10 @@
         <w:tc>
           <w:tcPr>
             <w:tcW w:w="650" w:type="dxa"/>
+            <w:tcBorders>
+              <w:top w:val="single" w:sz="4" w:space="0" w:color="000000"/>
+              <w:bottom w:val="single" w:sz="4" w:space="0" w:color="000000"/>
+            </w:tcBorders>
           </w:tcPr>
           <w:p>
             <w:pPr>
@@ -8621,6 +8640,10 @@
         <w:tc>
           <w:tcPr>
             <w:tcW w:w="645" w:type="dxa"/>
+            <w:tcBorders>
+              <w:top w:val="single" w:sz="4" w:space="0" w:color="000000"/>
+              <w:bottom w:val="single" w:sz="4" w:space="0" w:color="000000"/>
+            </w:tcBorders>
           </w:tcPr>
           <w:p>
             <w:pPr>
@@ -8638,6 +8661,10 @@
           <w:tcPr>
             <w:tcW w:w="636" w:type="dxa"/>
             <w:gridSpan w:val="2"/>
+            <w:tcBorders>
+              <w:top w:val="single" w:sz="4" w:space="0" w:color="000000"/>
+              <w:bottom w:val="single" w:sz="4" w:space="0" w:color="000000"/>
+            </w:tcBorders>
           </w:tcPr>
           <w:p>
             <w:pPr>
@@ -8698,7 +8725,7 @@
                 <w:sz w:val="18"/>
                 <w:szCs w:val="18"/>
               </w:rPr>
-              <w:t>BEM – MS Rec</w:t>
+              <w:t>BEM – MS RSE</w:t>
             </w:r>
           </w:p>
         </w:tc>
@@ -8722,13 +8749,16 @@
                 <w:sz w:val="16"/>
                 <w:szCs w:val="16"/>
               </w:rPr>
-              <w:t>11</w:t>
+              <w:t>8</w:t>
             </w:r>
           </w:p>
         </w:tc>
         <w:tc>
           <w:tcPr>
             <w:tcW w:w="708" w:type="dxa"/>
+            <w:tcBorders>
+              <w:top w:val="single" w:sz="4" w:space="0" w:color="000000"/>
+            </w:tcBorders>
           </w:tcPr>
           <w:p>
             <w:pPr>
@@ -8746,13 +8776,16 @@
                 <w:sz w:val="16"/>
                 <w:szCs w:val="16"/>
               </w:rPr>
-              <w:t>-1,32</w:t>
+              <w:t>-0,13</w:t>
             </w:r>
           </w:p>
         </w:tc>
         <w:tc>
           <w:tcPr>
             <w:tcW w:w="581" w:type="dxa"/>
+            <w:tcBorders>
+              <w:top w:val="single" w:sz="4" w:space="0" w:color="000000"/>
+            </w:tcBorders>
             <w:shd w:val="clear" w:color="auto" w:fill="A6A6A6"/>
           </w:tcPr>
           <w:p>
@@ -8770,12 +8803,14 @@
         <w:tc>
           <w:tcPr>
             <w:tcW w:w="684" w:type="dxa"/>
+            <w:tcBorders>
+              <w:top w:val="single" w:sz="4" w:space="0" w:color="000000"/>
+            </w:tcBorders>
             <w:shd w:val="clear" w:color="auto" w:fill="A6A6A6"/>
           </w:tcPr>
           <w:p>
             <w:pPr>
               <w:spacing w:line="276" w:lineRule="auto"/>
-              <w:jc w:val="center"/>
               <w:rPr>
                 <w:rFonts w:ascii="Arial" w:eastAsia="Arial" w:hAnsi="Arial" w:cs="Arial"/>
                 <w:sz w:val="16"/>
@@ -8787,7 +8822,29 @@
         <w:tc>
           <w:tcPr>
             <w:tcW w:w="941" w:type="dxa"/>
-            <w:shd w:val="clear" w:color="auto" w:fill="D9D9D9"/>
+            <w:tcBorders>
+              <w:top w:val="single" w:sz="4" w:space="0" w:color="000000"/>
+            </w:tcBorders>
+            <w:shd w:val="clear" w:color="auto" w:fill="D9D9D9"/>
+          </w:tcPr>
+          <w:p>
+            <w:pPr>
+              <w:spacing w:line="276" w:lineRule="auto"/>
+              <w:jc w:val="center"/>
+              <w:rPr>
+                <w:rFonts w:ascii="Arial" w:eastAsia="Arial" w:hAnsi="Arial" w:cs="Arial"/>
+                <w:sz w:val="16"/>
+                <w:szCs w:val="16"/>
+              </w:rPr>
+            </w:pPr>
+          </w:p>
+        </w:tc>
+        <w:tc>
+          <w:tcPr>
+            <w:tcW w:w="667" w:type="dxa"/>
+            <w:tcBorders>
+              <w:top w:val="single" w:sz="4" w:space="0" w:color="000000"/>
+            </w:tcBorders>
           </w:tcPr>
           <w:p>
             <w:pPr>
@@ -8811,23 +8868,10 @@
         </w:tc>
         <w:tc>
           <w:tcPr>
-            <w:tcW w:w="667" w:type="dxa"/>
-          </w:tcPr>
-          <w:p>
-            <w:pPr>
-              <w:spacing w:line="276" w:lineRule="auto"/>
-              <w:jc w:val="center"/>
-              <w:rPr>
-                <w:rFonts w:ascii="Arial" w:eastAsia="Arial" w:hAnsi="Arial" w:cs="Arial"/>
-                <w:sz w:val="16"/>
-                <w:szCs w:val="16"/>
-              </w:rPr>
-            </w:pPr>
-          </w:p>
-        </w:tc>
-        <w:tc>
-          <w:tcPr>
             <w:tcW w:w="677" w:type="dxa"/>
+            <w:tcBorders>
+              <w:top w:val="single" w:sz="4" w:space="0" w:color="000000"/>
+            </w:tcBorders>
           </w:tcPr>
           <w:p>
             <w:pPr>
@@ -8844,6 +8888,9 @@
         <w:tc>
           <w:tcPr>
             <w:tcW w:w="650" w:type="dxa"/>
+            <w:tcBorders>
+              <w:top w:val="single" w:sz="4" w:space="0" w:color="000000"/>
+            </w:tcBorders>
           </w:tcPr>
           <w:p>
             <w:pPr>
@@ -8860,6 +8907,9 @@
         <w:tc>
           <w:tcPr>
             <w:tcW w:w="645" w:type="dxa"/>
+            <w:tcBorders>
+              <w:top w:val="single" w:sz="4" w:space="0" w:color="000000"/>
+            </w:tcBorders>
           </w:tcPr>
           <w:p>
             <w:pPr>
@@ -8877,6 +8927,9 @@
           <w:tcPr>
             <w:tcW w:w="636" w:type="dxa"/>
             <w:gridSpan w:val="2"/>
+            <w:tcBorders>
+              <w:top w:val="single" w:sz="4" w:space="0" w:color="000000"/>
+            </w:tcBorders>
           </w:tcPr>
           <w:p>
             <w:pPr>
@@ -8937,7 +8990,7 @@
                 <w:sz w:val="18"/>
                 <w:szCs w:val="18"/>
               </w:rPr>
-              <w:t>BEM – MS CE</w:t>
+              <w:t>BEM – MS Sem</w:t>
             </w:r>
           </w:p>
         </w:tc>
@@ -8961,7 +9014,7 @@
                 <w:sz w:val="16"/>
                 <w:szCs w:val="16"/>
               </w:rPr>
-              <w:t>10,5</w:t>
+              <w:t>10</w:t>
             </w:r>
           </w:p>
         </w:tc>
@@ -8985,7 +9038,7 @@
                 <w:sz w:val="16"/>
                 <w:szCs w:val="16"/>
               </w:rPr>
-              <w:t>-1,32</w:t>
+              <w:t>-1,17</w:t>
             </w:r>
           </w:p>
         </w:tc>
@@ -9175,7 +9228,7 @@
                 <w:sz w:val="18"/>
                 <w:szCs w:val="18"/>
               </w:rPr>
-              <w:t>BEM – ML Inm</w:t>
+              <w:t>BEM – MS Rec</w:t>
             </w:r>
           </w:p>
         </w:tc>
@@ -9199,7 +9252,7 @@
                 <w:sz w:val="16"/>
                 <w:szCs w:val="16"/>
               </w:rPr>
-              <w:t>8,5</w:t>
+              <w:t>11</w:t>
             </w:r>
           </w:p>
         </w:tc>
@@ -9223,7 +9276,7 @@
                 <w:sz w:val="16"/>
                 <w:szCs w:val="16"/>
               </w:rPr>
-              <w:t>-0,27</w:t>
+              <w:t>-1,32</w:t>
             </w:r>
           </w:p>
         </w:tc>
@@ -9276,22 +9329,6 @@
                 <w:szCs w:val="16"/>
               </w:rPr>
             </w:pPr>
-          </w:p>
-        </w:tc>
-        <w:tc>
-          <w:tcPr>
-            <w:tcW w:w="667" w:type="dxa"/>
-          </w:tcPr>
-          <w:p>
-            <w:pPr>
-              <w:spacing w:line="276" w:lineRule="auto"/>
-              <w:jc w:val="center"/>
-              <w:rPr>
-                <w:rFonts w:ascii="Arial" w:eastAsia="Arial" w:hAnsi="Arial" w:cs="Arial"/>
-                <w:sz w:val="16"/>
-                <w:szCs w:val="16"/>
-              </w:rPr>
-            </w:pPr>
             <w:r>
               <w:rPr>
                 <w:rFonts w:ascii="Arial" w:eastAsia="Arial" w:hAnsi="Arial" w:cs="Arial"/>
@@ -9300,6 +9337,22 @@
               </w:rPr>
               <w:t>X</w:t>
             </w:r>
+          </w:p>
+        </w:tc>
+        <w:tc>
+          <w:tcPr>
+            <w:tcW w:w="667" w:type="dxa"/>
+          </w:tcPr>
+          <w:p>
+            <w:pPr>
+              <w:spacing w:line="276" w:lineRule="auto"/>
+              <w:jc w:val="center"/>
+              <w:rPr>
+                <w:rFonts w:ascii="Arial" w:eastAsia="Arial" w:hAnsi="Arial" w:cs="Arial"/>
+                <w:sz w:val="16"/>
+                <w:szCs w:val="16"/>
+              </w:rPr>
+            </w:pPr>
           </w:p>
         </w:tc>
         <w:tc>
@@ -9414,7 +9467,7 @@
                 <w:sz w:val="18"/>
                 <w:szCs w:val="18"/>
               </w:rPr>
-              <w:t>BEM – ML Dif</w:t>
+              <w:t>BEM – MS CE</w:t>
             </w:r>
           </w:p>
         </w:tc>
@@ -9438,7 +9491,7 @@
                 <w:sz w:val="16"/>
                 <w:szCs w:val="16"/>
               </w:rPr>
-              <w:t>10</w:t>
+              <w:t>10,5</w:t>
             </w:r>
           </w:p>
         </w:tc>
@@ -9462,7 +9515,7 @@
                 <w:sz w:val="16"/>
                 <w:szCs w:val="16"/>
               </w:rPr>
-              <w:t>0,72</w:t>
+              <w:t>-1,32</w:t>
             </w:r>
           </w:p>
         </w:tc>
@@ -9491,7 +9544,6 @@
           <w:p>
             <w:pPr>
               <w:spacing w:line="276" w:lineRule="auto"/>
-              <w:jc w:val="center"/>
               <w:rPr>
                 <w:rFonts w:ascii="Arial" w:eastAsia="Arial" w:hAnsi="Arial" w:cs="Arial"/>
                 <w:sz w:val="16"/>
@@ -9504,38 +9556,6 @@
           <w:tcPr>
             <w:tcW w:w="941" w:type="dxa"/>
             <w:shd w:val="clear" w:color="auto" w:fill="D9D9D9"/>
-          </w:tcPr>
-          <w:p>
-            <w:pPr>
-              <w:spacing w:line="276" w:lineRule="auto"/>
-              <w:jc w:val="center"/>
-              <w:rPr>
-                <w:rFonts w:ascii="Arial" w:eastAsia="Arial" w:hAnsi="Arial" w:cs="Arial"/>
-                <w:sz w:val="16"/>
-                <w:szCs w:val="16"/>
-              </w:rPr>
-            </w:pPr>
-          </w:p>
-        </w:tc>
-        <w:tc>
-          <w:tcPr>
-            <w:tcW w:w="667" w:type="dxa"/>
-          </w:tcPr>
-          <w:p>
-            <w:pPr>
-              <w:spacing w:line="276" w:lineRule="auto"/>
-              <w:jc w:val="center"/>
-              <w:rPr>
-                <w:rFonts w:ascii="Arial" w:eastAsia="Arial" w:hAnsi="Arial" w:cs="Arial"/>
-                <w:sz w:val="16"/>
-                <w:szCs w:val="16"/>
-              </w:rPr>
-            </w:pPr>
-          </w:p>
-        </w:tc>
-        <w:tc>
-          <w:tcPr>
-            <w:tcW w:w="677" w:type="dxa"/>
           </w:tcPr>
           <w:p>
             <w:pPr>
@@ -9555,208 +9575,6 @@
               </w:rPr>
               <w:t>X</w:t>
             </w:r>
-          </w:p>
-        </w:tc>
-        <w:tc>
-          <w:tcPr>
-            <w:tcW w:w="650" w:type="dxa"/>
-          </w:tcPr>
-          <w:p>
-            <w:pPr>
-              <w:spacing w:line="276" w:lineRule="auto"/>
-              <w:jc w:val="center"/>
-              <w:rPr>
-                <w:rFonts w:ascii="Arial" w:eastAsia="Arial" w:hAnsi="Arial" w:cs="Arial"/>
-                <w:sz w:val="16"/>
-                <w:szCs w:val="16"/>
-              </w:rPr>
-            </w:pPr>
-          </w:p>
-        </w:tc>
-        <w:tc>
-          <w:tcPr>
-            <w:tcW w:w="645" w:type="dxa"/>
-          </w:tcPr>
-          <w:p>
-            <w:pPr>
-              <w:spacing w:line="276" w:lineRule="auto"/>
-              <w:jc w:val="center"/>
-              <w:rPr>
-                <w:rFonts w:ascii="Arial" w:eastAsia="Arial" w:hAnsi="Arial" w:cs="Arial"/>
-                <w:sz w:val="16"/>
-                <w:szCs w:val="16"/>
-              </w:rPr>
-            </w:pPr>
-          </w:p>
-        </w:tc>
-        <w:tc>
-          <w:tcPr>
-            <w:tcW w:w="636" w:type="dxa"/>
-            <w:gridSpan w:val="2"/>
-          </w:tcPr>
-          <w:p>
-            <w:pPr>
-              <w:spacing w:line="276" w:lineRule="auto"/>
-              <w:jc w:val="center"/>
-              <w:rPr>
-                <w:rFonts w:ascii="Arial" w:eastAsia="Arial" w:hAnsi="Arial" w:cs="Arial"/>
-                <w:sz w:val="16"/>
-                <w:szCs w:val="16"/>
-              </w:rPr>
-            </w:pPr>
-          </w:p>
-        </w:tc>
-      </w:tr>
-      <w:tr>
-        <w:tc>
-          <w:tcPr>
-            <w:tcW w:w="1727" w:type="dxa"/>
-            <w:vMerge w:val="restart"/>
-            <w:vAlign w:val="center"/>
-          </w:tcPr>
-          <w:p>
-            <w:pPr>
-              <w:spacing w:line="276" w:lineRule="auto"/>
-              <w:jc w:val="center"/>
-              <w:rPr>
-                <w:rFonts w:ascii="Arial" w:eastAsia="Arial" w:hAnsi="Arial" w:cs="Arial"/>
-                <w:b/>
-                <w:sz w:val="18"/>
-                <w:szCs w:val="18"/>
-              </w:rPr>
-            </w:pPr>
-            <w:r>
-              <w:rPr>
-                <w:rFonts w:ascii="Arial" w:eastAsia="Arial" w:hAnsi="Arial" w:cs="Arial"/>
-                <w:b/>
-                <w:sz w:val="18"/>
-                <w:szCs w:val="18"/>
-              </w:rPr>
-              <w:t>Lenguaje</w:t>
-            </w:r>
-          </w:p>
-        </w:tc>
-        <w:tc>
-          <w:tcPr>
-            <w:tcW w:w="1701" w:type="dxa"/>
-          </w:tcPr>
-          <w:p>
-            <w:pPr>
-              <w:spacing w:line="276" w:lineRule="auto"/>
-              <w:jc w:val="right"/>
-              <w:rPr>
-                <w:rFonts w:ascii="Arial" w:eastAsia="Arial" w:hAnsi="Arial" w:cs="Arial"/>
-                <w:sz w:val="18"/>
-                <w:szCs w:val="18"/>
-              </w:rPr>
-            </w:pPr>
-            <w:r>
-              <w:rPr>
-                <w:rFonts w:ascii="Arial" w:eastAsia="Arial" w:hAnsi="Arial" w:cs="Arial"/>
-                <w:sz w:val="18"/>
-                <w:szCs w:val="18"/>
-              </w:rPr>
-              <w:t>FF</w:t>
-            </w:r>
-          </w:p>
-        </w:tc>
-        <w:tc>
-          <w:tcPr>
-            <w:tcW w:w="1034" w:type="dxa"/>
-          </w:tcPr>
-          <w:p>
-            <w:pPr>
-              <w:spacing w:line="276" w:lineRule="auto"/>
-              <w:jc w:val="center"/>
-              <w:rPr>
-                <w:rFonts w:ascii="Arial" w:eastAsia="Arial" w:hAnsi="Arial" w:cs="Arial"/>
-                <w:sz w:val="16"/>
-                <w:szCs w:val="16"/>
-              </w:rPr>
-            </w:pPr>
-            <w:r>
-              <w:rPr>
-                <w:rFonts w:ascii="Arial" w:eastAsia="Arial" w:hAnsi="Arial" w:cs="Arial"/>
-                <w:sz w:val="16"/>
-                <w:szCs w:val="16"/>
-              </w:rPr>
-              <w:t>28</w:t>
-            </w:r>
-          </w:p>
-        </w:tc>
-        <w:tc>
-          <w:tcPr>
-            <w:tcW w:w="708" w:type="dxa"/>
-          </w:tcPr>
-          <w:p>
-            <w:pPr>
-              <w:spacing w:line="276" w:lineRule="auto"/>
-              <w:jc w:val="center"/>
-              <w:rPr>
-                <w:rFonts w:ascii="Arial" w:eastAsia="Arial" w:hAnsi="Arial" w:cs="Arial"/>
-                <w:sz w:val="16"/>
-                <w:szCs w:val="16"/>
-              </w:rPr>
-            </w:pPr>
-            <w:r>
-              <w:rPr>
-                <w:rFonts w:ascii="Arial" w:eastAsia="Arial" w:hAnsi="Arial" w:cs="Arial"/>
-                <w:sz w:val="16"/>
-                <w:szCs w:val="16"/>
-              </w:rPr>
-              <w:t>≥3</w:t>
-            </w:r>
-          </w:p>
-        </w:tc>
-        <w:tc>
-          <w:tcPr>
-            <w:tcW w:w="581" w:type="dxa"/>
-            <w:shd w:val="clear" w:color="auto" w:fill="A6A6A6"/>
-          </w:tcPr>
-          <w:p>
-            <w:pPr>
-              <w:spacing w:line="276" w:lineRule="auto"/>
-              <w:jc w:val="center"/>
-              <w:rPr>
-                <w:rFonts w:ascii="Arial" w:eastAsia="Arial" w:hAnsi="Arial" w:cs="Arial"/>
-                <w:sz w:val="16"/>
-                <w:szCs w:val="16"/>
-              </w:rPr>
-            </w:pPr>
-          </w:p>
-        </w:tc>
-        <w:tc>
-          <w:tcPr>
-            <w:tcW w:w="684" w:type="dxa"/>
-            <w:shd w:val="clear" w:color="auto" w:fill="A6A6A6"/>
-          </w:tcPr>
-          <w:p>
-            <w:pPr>
-              <w:spacing w:line="276" w:lineRule="auto"/>
-              <w:jc w:val="center"/>
-              <w:rPr>
-                <w:rFonts w:ascii="Arial" w:eastAsia="Arial" w:hAnsi="Arial" w:cs="Arial"/>
-                <w:sz w:val="16"/>
-                <w:szCs w:val="16"/>
-              </w:rPr>
-            </w:pPr>
-          </w:p>
-        </w:tc>
-        <w:tc>
-          <w:tcPr>
-            <w:tcW w:w="941" w:type="dxa"/>
-            <w:shd w:val="clear" w:color="auto" w:fill="D9D9D9"/>
-          </w:tcPr>
-          <w:p>
-            <w:pPr>
-              <w:spacing w:line="276" w:lineRule="auto"/>
-              <w:jc w:val="center"/>
-              <w:rPr>
-                <w:rFonts w:ascii="Arial" w:eastAsia="Arial" w:hAnsi="Arial" w:cs="Arial"/>
-                <w:sz w:val="16"/>
-                <w:szCs w:val="16"/>
-              </w:rPr>
-            </w:pPr>
           </w:p>
         </w:tc>
         <w:tc>
@@ -9887,7 +9705,7 @@
                 <w:sz w:val="18"/>
                 <w:szCs w:val="18"/>
               </w:rPr>
-              <w:t>FS</w:t>
+              <w:t>BEM – ML Inm</w:t>
             </w:r>
           </w:p>
         </w:tc>
@@ -9911,7 +9729,7 @@
                 <w:sz w:val="16"/>
                 <w:szCs w:val="16"/>
               </w:rPr>
-              <w:t>29</w:t>
+              <w:t>8,5</w:t>
             </w:r>
           </w:p>
         </w:tc>
@@ -9935,7 +9753,7 @@
                 <w:sz w:val="16"/>
                 <w:szCs w:val="16"/>
               </w:rPr>
-              <w:t>1,37</w:t>
+              <w:t>-0,27</w:t>
             </w:r>
           </w:p>
         </w:tc>
@@ -9964,6 +9782,7 @@
           <w:p>
             <w:pPr>
               <w:spacing w:line="276" w:lineRule="auto"/>
+              <w:jc w:val="center"/>
               <w:rPr>
                 <w:rFonts w:ascii="Arial" w:eastAsia="Arial" w:hAnsi="Arial" w:cs="Arial"/>
                 <w:sz w:val="16"/>
@@ -9992,38 +9811,6 @@
         <w:tc>
           <w:tcPr>
             <w:tcW w:w="667" w:type="dxa"/>
-          </w:tcPr>
-          <w:p>
-            <w:pPr>
-              <w:spacing w:line="276" w:lineRule="auto"/>
-              <w:jc w:val="center"/>
-              <w:rPr>
-                <w:rFonts w:ascii="Arial" w:eastAsia="Arial" w:hAnsi="Arial" w:cs="Arial"/>
-                <w:sz w:val="16"/>
-                <w:szCs w:val="16"/>
-              </w:rPr>
-            </w:pPr>
-          </w:p>
-        </w:tc>
-        <w:tc>
-          <w:tcPr>
-            <w:tcW w:w="677" w:type="dxa"/>
-          </w:tcPr>
-          <w:p>
-            <w:pPr>
-              <w:spacing w:line="276" w:lineRule="auto"/>
-              <w:jc w:val="center"/>
-              <w:rPr>
-                <w:rFonts w:ascii="Arial" w:eastAsia="Arial" w:hAnsi="Arial" w:cs="Arial"/>
-                <w:sz w:val="16"/>
-                <w:szCs w:val="16"/>
-              </w:rPr>
-            </w:pPr>
-          </w:p>
-        </w:tc>
-        <w:tc>
-          <w:tcPr>
-            <w:tcW w:w="650" w:type="dxa"/>
           </w:tcPr>
           <w:p>
             <w:pPr>
@@ -10043,6 +9830,38 @@
               </w:rPr>
               <w:t>X</w:t>
             </w:r>
+          </w:p>
+        </w:tc>
+        <w:tc>
+          <w:tcPr>
+            <w:tcW w:w="677" w:type="dxa"/>
+          </w:tcPr>
+          <w:p>
+            <w:pPr>
+              <w:spacing w:line="276" w:lineRule="auto"/>
+              <w:jc w:val="center"/>
+              <w:rPr>
+                <w:rFonts w:ascii="Arial" w:eastAsia="Arial" w:hAnsi="Arial" w:cs="Arial"/>
+                <w:sz w:val="16"/>
+                <w:szCs w:val="16"/>
+              </w:rPr>
+            </w:pPr>
+          </w:p>
+        </w:tc>
+        <w:tc>
+          <w:tcPr>
+            <w:tcW w:w="650" w:type="dxa"/>
+          </w:tcPr>
+          <w:p>
+            <w:pPr>
+              <w:spacing w:line="276" w:lineRule="auto"/>
+              <w:jc w:val="center"/>
+              <w:rPr>
+                <w:rFonts w:ascii="Arial" w:eastAsia="Arial" w:hAnsi="Arial" w:cs="Arial"/>
+                <w:sz w:val="16"/>
+                <w:szCs w:val="16"/>
+              </w:rPr>
+            </w:pPr>
           </w:p>
         </w:tc>
         <w:tc>
@@ -10125,7 +9944,7 @@
                 <w:sz w:val="18"/>
                 <w:szCs w:val="18"/>
               </w:rPr>
-              <w:t>TBA</w:t>
+              <w:t>BEM – ML Dif</w:t>
             </w:r>
           </w:p>
         </w:tc>
@@ -10149,7 +9968,7 @@
                 <w:sz w:val="16"/>
                 <w:szCs w:val="16"/>
               </w:rPr>
-              <w:t>12</w:t>
+              <w:t>10</w:t>
             </w:r>
           </w:p>
         </w:tc>
@@ -10173,7 +9992,7 @@
                 <w:sz w:val="16"/>
                 <w:szCs w:val="16"/>
               </w:rPr>
-              <w:t>0,86</w:t>
+              <w:t>0,72</w:t>
             </w:r>
           </w:p>
         </w:tc>
@@ -10202,6 +10021,7 @@
           <w:p>
             <w:pPr>
               <w:spacing w:line="276" w:lineRule="auto"/>
+              <w:jc w:val="center"/>
               <w:rPr>
                 <w:rFonts w:ascii="Arial" w:eastAsia="Arial" w:hAnsi="Arial" w:cs="Arial"/>
                 <w:sz w:val="16"/>
@@ -10265,6 +10085,240 @@
               </w:rPr>
               <w:t>X</w:t>
             </w:r>
+          </w:p>
+        </w:tc>
+        <w:tc>
+          <w:tcPr>
+            <w:tcW w:w="650" w:type="dxa"/>
+          </w:tcPr>
+          <w:p>
+            <w:pPr>
+              <w:spacing w:line="276" w:lineRule="auto"/>
+              <w:jc w:val="center"/>
+              <w:rPr>
+                <w:rFonts w:ascii="Arial" w:eastAsia="Arial" w:hAnsi="Arial" w:cs="Arial"/>
+                <w:sz w:val="16"/>
+                <w:szCs w:val="16"/>
+              </w:rPr>
+            </w:pPr>
+          </w:p>
+        </w:tc>
+        <w:tc>
+          <w:tcPr>
+            <w:tcW w:w="645" w:type="dxa"/>
+          </w:tcPr>
+          <w:p>
+            <w:pPr>
+              <w:spacing w:line="276" w:lineRule="auto"/>
+              <w:jc w:val="center"/>
+              <w:rPr>
+                <w:rFonts w:ascii="Arial" w:eastAsia="Arial" w:hAnsi="Arial" w:cs="Arial"/>
+                <w:sz w:val="16"/>
+                <w:szCs w:val="16"/>
+              </w:rPr>
+            </w:pPr>
+          </w:p>
+        </w:tc>
+        <w:tc>
+          <w:tcPr>
+            <w:tcW w:w="636" w:type="dxa"/>
+            <w:gridSpan w:val="2"/>
+          </w:tcPr>
+          <w:p>
+            <w:pPr>
+              <w:spacing w:line="276" w:lineRule="auto"/>
+              <w:jc w:val="center"/>
+              <w:rPr>
+                <w:rFonts w:ascii="Arial" w:eastAsia="Arial" w:hAnsi="Arial" w:cs="Arial"/>
+                <w:sz w:val="16"/>
+                <w:szCs w:val="16"/>
+              </w:rPr>
+            </w:pPr>
+          </w:p>
+        </w:tc>
+      </w:tr>
+      <w:tr>
+        <w:tc>
+          <w:tcPr>
+            <w:tcW w:w="1727" w:type="dxa"/>
+            <w:vMerge w:val="restart"/>
+            <w:vAlign w:val="center"/>
+          </w:tcPr>
+          <w:p>
+            <w:pPr>
+              <w:spacing w:line="276" w:lineRule="auto"/>
+              <w:jc w:val="center"/>
+              <w:rPr>
+                <w:rFonts w:ascii="Arial" w:eastAsia="Arial" w:hAnsi="Arial" w:cs="Arial"/>
+                <w:b/>
+                <w:sz w:val="18"/>
+                <w:szCs w:val="18"/>
+              </w:rPr>
+            </w:pPr>
+            <w:r>
+              <w:rPr>
+                <w:rFonts w:ascii="Arial" w:eastAsia="Arial" w:hAnsi="Arial" w:cs="Arial"/>
+                <w:b/>
+                <w:sz w:val="18"/>
+                <w:szCs w:val="18"/>
+              </w:rPr>
+              <w:t>Lenguaje</w:t>
+            </w:r>
+          </w:p>
+        </w:tc>
+        <w:tc>
+          <w:tcPr>
+            <w:tcW w:w="1701" w:type="dxa"/>
+          </w:tcPr>
+          <w:p>
+            <w:pPr>
+              <w:spacing w:line="276" w:lineRule="auto"/>
+              <w:jc w:val="right"/>
+              <w:rPr>
+                <w:rFonts w:ascii="Arial" w:eastAsia="Arial" w:hAnsi="Arial" w:cs="Arial"/>
+                <w:sz w:val="18"/>
+                <w:szCs w:val="18"/>
+              </w:rPr>
+            </w:pPr>
+            <w:r>
+              <w:rPr>
+                <w:rFonts w:ascii="Arial" w:eastAsia="Arial" w:hAnsi="Arial" w:cs="Arial"/>
+                <w:sz w:val="18"/>
+                <w:szCs w:val="18"/>
+              </w:rPr>
+              <w:t>FF</w:t>
+            </w:r>
+          </w:p>
+        </w:tc>
+        <w:tc>
+          <w:tcPr>
+            <w:tcW w:w="1034" w:type="dxa"/>
+          </w:tcPr>
+          <w:p>
+            <w:pPr>
+              <w:spacing w:line="276" w:lineRule="auto"/>
+              <w:jc w:val="center"/>
+              <w:rPr>
+                <w:rFonts w:ascii="Arial" w:eastAsia="Arial" w:hAnsi="Arial" w:cs="Arial"/>
+                <w:sz w:val="16"/>
+                <w:szCs w:val="16"/>
+              </w:rPr>
+            </w:pPr>
+            <w:r>
+              <w:rPr>
+                <w:rFonts w:ascii="Arial" w:eastAsia="Arial" w:hAnsi="Arial" w:cs="Arial"/>
+                <w:sz w:val="16"/>
+                <w:szCs w:val="16"/>
+              </w:rPr>
+              <w:t>28</w:t>
+            </w:r>
+          </w:p>
+        </w:tc>
+        <w:tc>
+          <w:tcPr>
+            <w:tcW w:w="708" w:type="dxa"/>
+          </w:tcPr>
+          <w:p>
+            <w:pPr>
+              <w:spacing w:line="276" w:lineRule="auto"/>
+              <w:jc w:val="center"/>
+              <w:rPr>
+                <w:rFonts w:ascii="Arial" w:eastAsia="Arial" w:hAnsi="Arial" w:cs="Arial"/>
+                <w:sz w:val="16"/>
+                <w:szCs w:val="16"/>
+              </w:rPr>
+            </w:pPr>
+            <w:r>
+              <w:rPr>
+                <w:rFonts w:ascii="Arial" w:eastAsia="Arial" w:hAnsi="Arial" w:cs="Arial"/>
+                <w:sz w:val="16"/>
+                <w:szCs w:val="16"/>
+              </w:rPr>
+              <w:t>≥3</w:t>
+            </w:r>
+          </w:p>
+        </w:tc>
+        <w:tc>
+          <w:tcPr>
+            <w:tcW w:w="581" w:type="dxa"/>
+            <w:shd w:val="clear" w:color="auto" w:fill="A6A6A6"/>
+          </w:tcPr>
+          <w:p>
+            <w:pPr>
+              <w:spacing w:line="276" w:lineRule="auto"/>
+              <w:jc w:val="center"/>
+              <w:rPr>
+                <w:rFonts w:ascii="Arial" w:eastAsia="Arial" w:hAnsi="Arial" w:cs="Arial"/>
+                <w:sz w:val="16"/>
+                <w:szCs w:val="16"/>
+              </w:rPr>
+            </w:pPr>
+          </w:p>
+        </w:tc>
+        <w:tc>
+          <w:tcPr>
+            <w:tcW w:w="684" w:type="dxa"/>
+            <w:shd w:val="clear" w:color="auto" w:fill="A6A6A6"/>
+          </w:tcPr>
+          <w:p>
+            <w:pPr>
+              <w:spacing w:line="276" w:lineRule="auto"/>
+              <w:jc w:val="center"/>
+              <w:rPr>
+                <w:rFonts w:ascii="Arial" w:eastAsia="Arial" w:hAnsi="Arial" w:cs="Arial"/>
+                <w:sz w:val="16"/>
+                <w:szCs w:val="16"/>
+              </w:rPr>
+            </w:pPr>
+          </w:p>
+        </w:tc>
+        <w:tc>
+          <w:tcPr>
+            <w:tcW w:w="941" w:type="dxa"/>
+            <w:shd w:val="clear" w:color="auto" w:fill="D9D9D9"/>
+          </w:tcPr>
+          <w:p>
+            <w:pPr>
+              <w:spacing w:line="276" w:lineRule="auto"/>
+              <w:jc w:val="center"/>
+              <w:rPr>
+                <w:rFonts w:ascii="Arial" w:eastAsia="Arial" w:hAnsi="Arial" w:cs="Arial"/>
+                <w:sz w:val="16"/>
+                <w:szCs w:val="16"/>
+              </w:rPr>
+            </w:pPr>
+          </w:p>
+        </w:tc>
+        <w:tc>
+          <w:tcPr>
+            <w:tcW w:w="667" w:type="dxa"/>
+          </w:tcPr>
+          <w:p>
+            <w:pPr>
+              <w:spacing w:line="276" w:lineRule="auto"/>
+              <w:jc w:val="center"/>
+              <w:rPr>
+                <w:rFonts w:ascii="Arial" w:eastAsia="Arial" w:hAnsi="Arial" w:cs="Arial"/>
+                <w:sz w:val="16"/>
+                <w:szCs w:val="16"/>
+              </w:rPr>
+            </w:pPr>
+          </w:p>
+        </w:tc>
+        <w:tc>
+          <w:tcPr>
+            <w:tcW w:w="677" w:type="dxa"/>
+          </w:tcPr>
+          <w:p>
+            <w:pPr>
+              <w:spacing w:line="276" w:lineRule="auto"/>
+              <w:jc w:val="center"/>
+              <w:rPr>
+                <w:rFonts w:ascii="Arial" w:eastAsia="Arial" w:hAnsi="Arial" w:cs="Arial"/>
+                <w:sz w:val="16"/>
+                <w:szCs w:val="16"/>
+              </w:rPr>
+            </w:pPr>
           </w:p>
         </w:tc>
         <w:tc>
@@ -10363,7 +10417,7 @@
                 <w:sz w:val="18"/>
                 <w:szCs w:val="18"/>
               </w:rPr>
-              <w:t>Comprensión</w:t>
+              <w:t>FS</w:t>
             </w:r>
           </w:p>
         </w:tc>
@@ -10387,50 +10441,47 @@
                 <w:sz w:val="16"/>
                 <w:szCs w:val="16"/>
               </w:rPr>
-              <w:t>Normal</w:t>
+              <w:t>29</w:t>
             </w:r>
           </w:p>
         </w:tc>
         <w:tc>
           <w:tcPr>
             <w:tcW w:w="708" w:type="dxa"/>
-            <w:tcBorders>
-              <w:top w:val="single" w:sz="4" w:space="0" w:color="000000"/>
-              <w:bottom w:val="single" w:sz="4" w:space="0" w:color="000000"/>
-            </w:tcBorders>
-            <w:shd w:val="clear" w:color="auto" w:fill="D9D9D9"/>
-          </w:tcPr>
-          <w:p>
-            <w:pPr>
-              <w:spacing w:line="276" w:lineRule="auto"/>
-              <w:jc w:val="center"/>
-              <w:rPr>
-                <w:rFonts w:ascii="Arial" w:eastAsia="Arial" w:hAnsi="Arial" w:cs="Arial"/>
-                <w:sz w:val="16"/>
-                <w:szCs w:val="16"/>
-                <w:shd w:val="clear" w:color="auto" w:fill="D9D9D9"/>
-              </w:rPr>
-            </w:pPr>
+          </w:tcPr>
+          <w:p>
+            <w:pPr>
+              <w:spacing w:line="276" w:lineRule="auto"/>
+              <w:jc w:val="center"/>
+              <w:rPr>
+                <w:rFonts w:ascii="Arial" w:eastAsia="Arial" w:hAnsi="Arial" w:cs="Arial"/>
+                <w:sz w:val="16"/>
+                <w:szCs w:val="16"/>
+              </w:rPr>
+            </w:pPr>
+            <w:r>
+              <w:rPr>
+                <w:rFonts w:ascii="Arial" w:eastAsia="Arial" w:hAnsi="Arial" w:cs="Arial"/>
+                <w:sz w:val="16"/>
+                <w:szCs w:val="16"/>
+              </w:rPr>
+              <w:t>1,37</w:t>
+            </w:r>
           </w:p>
         </w:tc>
         <w:tc>
           <w:tcPr>
             <w:tcW w:w="581" w:type="dxa"/>
-            <w:tcBorders>
-              <w:top w:val="single" w:sz="4" w:space="0" w:color="000000"/>
-              <w:bottom w:val="single" w:sz="4" w:space="0" w:color="000000"/>
-            </w:tcBorders>
-            <w:shd w:val="clear" w:color="auto" w:fill="D9D9D9"/>
-          </w:tcPr>
-          <w:p>
-            <w:pPr>
-              <w:spacing w:line="276" w:lineRule="auto"/>
-              <w:jc w:val="center"/>
-              <w:rPr>
-                <w:rFonts w:ascii="Arial" w:eastAsia="Arial" w:hAnsi="Arial" w:cs="Arial"/>
-                <w:sz w:val="16"/>
-                <w:szCs w:val="16"/>
-                <w:shd w:val="clear" w:color="auto" w:fill="D9D9D9"/>
+            <w:shd w:val="clear" w:color="auto" w:fill="A6A6A6"/>
+          </w:tcPr>
+          <w:p>
+            <w:pPr>
+              <w:spacing w:line="276" w:lineRule="auto"/>
+              <w:jc w:val="center"/>
+              <w:rPr>
+                <w:rFonts w:ascii="Arial" w:eastAsia="Arial" w:hAnsi="Arial" w:cs="Arial"/>
+                <w:sz w:val="16"/>
+                <w:szCs w:val="16"/>
               </w:rPr>
             </w:pPr>
           </w:p>
@@ -10438,21 +10489,15 @@
         <w:tc>
           <w:tcPr>
             <w:tcW w:w="684" w:type="dxa"/>
-            <w:tcBorders>
-              <w:top w:val="single" w:sz="4" w:space="0" w:color="000000"/>
-              <w:bottom w:val="single" w:sz="4" w:space="0" w:color="000000"/>
-            </w:tcBorders>
-            <w:shd w:val="clear" w:color="auto" w:fill="D9D9D9"/>
-          </w:tcPr>
-          <w:p>
-            <w:pPr>
-              <w:spacing w:line="276" w:lineRule="auto"/>
-              <w:jc w:val="center"/>
-              <w:rPr>
-                <w:rFonts w:ascii="Arial" w:eastAsia="Arial" w:hAnsi="Arial" w:cs="Arial"/>
-                <w:sz w:val="16"/>
-                <w:szCs w:val="16"/>
-                <w:shd w:val="clear" w:color="auto" w:fill="D9D9D9"/>
+            <w:shd w:val="clear" w:color="auto" w:fill="A6A6A6"/>
+          </w:tcPr>
+          <w:p>
+            <w:pPr>
+              <w:spacing w:line="276" w:lineRule="auto"/>
+              <w:rPr>
+                <w:rFonts w:ascii="Arial" w:eastAsia="Arial" w:hAnsi="Arial" w:cs="Arial"/>
+                <w:sz w:val="16"/>
+                <w:szCs w:val="16"/>
               </w:rPr>
             </w:pPr>
           </w:p>
@@ -10460,21 +10505,16 @@
         <w:tc>
           <w:tcPr>
             <w:tcW w:w="941" w:type="dxa"/>
-            <w:tcBorders>
-              <w:top w:val="single" w:sz="4" w:space="0" w:color="000000"/>
-              <w:bottom w:val="single" w:sz="4" w:space="0" w:color="000000"/>
-            </w:tcBorders>
-            <w:shd w:val="clear" w:color="auto" w:fill="D9D9D9"/>
-          </w:tcPr>
-          <w:p>
-            <w:pPr>
-              <w:spacing w:line="276" w:lineRule="auto"/>
-              <w:jc w:val="center"/>
-              <w:rPr>
-                <w:rFonts w:ascii="Arial" w:eastAsia="Arial" w:hAnsi="Arial" w:cs="Arial"/>
-                <w:sz w:val="16"/>
-                <w:szCs w:val="16"/>
-                <w:shd w:val="clear" w:color="auto" w:fill="D9D9D9"/>
+            <w:shd w:val="clear" w:color="auto" w:fill="D9D9D9"/>
+          </w:tcPr>
+          <w:p>
+            <w:pPr>
+              <w:spacing w:line="276" w:lineRule="auto"/>
+              <w:jc w:val="center"/>
+              <w:rPr>
+                <w:rFonts w:ascii="Arial" w:eastAsia="Arial" w:hAnsi="Arial" w:cs="Arial"/>
+                <w:sz w:val="16"/>
+                <w:szCs w:val="16"/>
               </w:rPr>
             </w:pPr>
           </w:p>
@@ -10482,21 +10522,15 @@
         <w:tc>
           <w:tcPr>
             <w:tcW w:w="667" w:type="dxa"/>
-            <w:tcBorders>
-              <w:top w:val="single" w:sz="4" w:space="0" w:color="000000"/>
-              <w:bottom w:val="single" w:sz="4" w:space="0" w:color="000000"/>
-            </w:tcBorders>
-            <w:shd w:val="clear" w:color="auto" w:fill="D9D9D9"/>
-          </w:tcPr>
-          <w:p>
-            <w:pPr>
-              <w:spacing w:line="276" w:lineRule="auto"/>
-              <w:jc w:val="center"/>
-              <w:rPr>
-                <w:rFonts w:ascii="Arial" w:eastAsia="Arial" w:hAnsi="Arial" w:cs="Arial"/>
-                <w:sz w:val="16"/>
-                <w:szCs w:val="16"/>
-                <w:shd w:val="clear" w:color="auto" w:fill="D9D9D9"/>
+          </w:tcPr>
+          <w:p>
+            <w:pPr>
+              <w:spacing w:line="276" w:lineRule="auto"/>
+              <w:jc w:val="center"/>
+              <w:rPr>
+                <w:rFonts w:ascii="Arial" w:eastAsia="Arial" w:hAnsi="Arial" w:cs="Arial"/>
+                <w:sz w:val="16"/>
+                <w:szCs w:val="16"/>
               </w:rPr>
             </w:pPr>
           </w:p>
@@ -10504,21 +10538,15 @@
         <w:tc>
           <w:tcPr>
             <w:tcW w:w="677" w:type="dxa"/>
-            <w:tcBorders>
-              <w:top w:val="single" w:sz="4" w:space="0" w:color="000000"/>
-              <w:bottom w:val="single" w:sz="4" w:space="0" w:color="000000"/>
-            </w:tcBorders>
-            <w:shd w:val="clear" w:color="auto" w:fill="D9D9D9"/>
-          </w:tcPr>
-          <w:p>
-            <w:pPr>
-              <w:spacing w:line="276" w:lineRule="auto"/>
-              <w:jc w:val="center"/>
-              <w:rPr>
-                <w:rFonts w:ascii="Arial" w:eastAsia="Arial" w:hAnsi="Arial" w:cs="Arial"/>
-                <w:sz w:val="16"/>
-                <w:szCs w:val="16"/>
-                <w:shd w:val="clear" w:color="auto" w:fill="D9D9D9"/>
+          </w:tcPr>
+          <w:p>
+            <w:pPr>
+              <w:spacing w:line="276" w:lineRule="auto"/>
+              <w:jc w:val="center"/>
+              <w:rPr>
+                <w:rFonts w:ascii="Arial" w:eastAsia="Arial" w:hAnsi="Arial" w:cs="Arial"/>
+                <w:sz w:val="16"/>
+                <w:szCs w:val="16"/>
               </w:rPr>
             </w:pPr>
           </w:p>
@@ -10526,43 +10554,39 @@
         <w:tc>
           <w:tcPr>
             <w:tcW w:w="650" w:type="dxa"/>
-            <w:tcBorders>
-              <w:top w:val="single" w:sz="4" w:space="0" w:color="000000"/>
-              <w:bottom w:val="single" w:sz="4" w:space="0" w:color="000000"/>
-            </w:tcBorders>
-            <w:shd w:val="clear" w:color="auto" w:fill="D9D9D9"/>
-          </w:tcPr>
-          <w:p>
-            <w:pPr>
-              <w:spacing w:line="276" w:lineRule="auto"/>
-              <w:jc w:val="center"/>
-              <w:rPr>
-                <w:rFonts w:ascii="Arial" w:eastAsia="Arial" w:hAnsi="Arial" w:cs="Arial"/>
-                <w:sz w:val="16"/>
-                <w:szCs w:val="16"/>
-                <w:shd w:val="clear" w:color="auto" w:fill="D9D9D9"/>
-              </w:rPr>
-            </w:pPr>
+          </w:tcPr>
+          <w:p>
+            <w:pPr>
+              <w:spacing w:line="276" w:lineRule="auto"/>
+              <w:jc w:val="center"/>
+              <w:rPr>
+                <w:rFonts w:ascii="Arial" w:eastAsia="Arial" w:hAnsi="Arial" w:cs="Arial"/>
+                <w:sz w:val="16"/>
+                <w:szCs w:val="16"/>
+              </w:rPr>
+            </w:pPr>
+            <w:r>
+              <w:rPr>
+                <w:rFonts w:ascii="Arial" w:eastAsia="Arial" w:hAnsi="Arial" w:cs="Arial"/>
+                <w:sz w:val="16"/>
+                <w:szCs w:val="16"/>
+              </w:rPr>
+              <w:t>X</w:t>
+            </w:r>
           </w:p>
         </w:tc>
         <w:tc>
           <w:tcPr>
             <w:tcW w:w="645" w:type="dxa"/>
-            <w:tcBorders>
-              <w:top w:val="single" w:sz="4" w:space="0" w:color="000000"/>
-              <w:bottom w:val="single" w:sz="4" w:space="0" w:color="000000"/>
-            </w:tcBorders>
-            <w:shd w:val="clear" w:color="auto" w:fill="D9D9D9"/>
-          </w:tcPr>
-          <w:p>
-            <w:pPr>
-              <w:spacing w:line="276" w:lineRule="auto"/>
-              <w:jc w:val="center"/>
-              <w:rPr>
-                <w:rFonts w:ascii="Arial" w:eastAsia="Arial" w:hAnsi="Arial" w:cs="Arial"/>
-                <w:sz w:val="16"/>
-                <w:szCs w:val="16"/>
-                <w:shd w:val="clear" w:color="auto" w:fill="D9D9D9"/>
+          </w:tcPr>
+          <w:p>
+            <w:pPr>
+              <w:spacing w:line="276" w:lineRule="auto"/>
+              <w:jc w:val="center"/>
+              <w:rPr>
+                <w:rFonts w:ascii="Arial" w:eastAsia="Arial" w:hAnsi="Arial" w:cs="Arial"/>
+                <w:sz w:val="16"/>
+                <w:szCs w:val="16"/>
               </w:rPr>
             </w:pPr>
           </w:p>
@@ -10571,21 +10595,15 @@
           <w:tcPr>
             <w:tcW w:w="636" w:type="dxa"/>
             <w:gridSpan w:val="2"/>
-            <w:tcBorders>
-              <w:top w:val="single" w:sz="4" w:space="0" w:color="000000"/>
-              <w:bottom w:val="single" w:sz="4" w:space="0" w:color="000000"/>
-            </w:tcBorders>
-            <w:shd w:val="clear" w:color="auto" w:fill="D9D9D9"/>
-          </w:tcPr>
-          <w:p>
-            <w:pPr>
-              <w:spacing w:line="276" w:lineRule="auto"/>
-              <w:jc w:val="center"/>
-              <w:rPr>
-                <w:rFonts w:ascii="Arial" w:eastAsia="Arial" w:hAnsi="Arial" w:cs="Arial"/>
-                <w:sz w:val="16"/>
-                <w:szCs w:val="16"/>
-                <w:shd w:val="clear" w:color="auto" w:fill="D9D9D9"/>
+          </w:tcPr>
+          <w:p>
+            <w:pPr>
+              <w:spacing w:line="276" w:lineRule="auto"/>
+              <w:jc w:val="center"/>
+              <w:rPr>
+                <w:rFonts w:ascii="Arial" w:eastAsia="Arial" w:hAnsi="Arial" w:cs="Arial"/>
+                <w:sz w:val="16"/>
+                <w:szCs w:val="16"/>
               </w:rPr>
             </w:pPr>
           </w:p>
@@ -10637,7 +10655,7 @@
                 <w:sz w:val="18"/>
                 <w:szCs w:val="18"/>
               </w:rPr>
-              <w:t>Expresión</w:t>
+              <w:t>TBA</w:t>
             </w:r>
           </w:p>
         </w:tc>
@@ -10661,50 +10679,47 @@
                 <w:sz w:val="16"/>
                 <w:szCs w:val="16"/>
               </w:rPr>
-              <w:t>Normal</w:t>
+              <w:t>12</w:t>
             </w:r>
           </w:p>
         </w:tc>
         <w:tc>
           <w:tcPr>
             <w:tcW w:w="708" w:type="dxa"/>
-            <w:tcBorders>
-              <w:top w:val="single" w:sz="4" w:space="0" w:color="000000"/>
-              <w:bottom w:val="single" w:sz="4" w:space="0" w:color="000000"/>
-            </w:tcBorders>
-            <w:shd w:val="clear" w:color="auto" w:fill="D9D9D9"/>
-          </w:tcPr>
-          <w:p>
-            <w:pPr>
-              <w:spacing w:line="276" w:lineRule="auto"/>
-              <w:jc w:val="center"/>
-              <w:rPr>
-                <w:rFonts w:ascii="Arial" w:eastAsia="Arial" w:hAnsi="Arial" w:cs="Arial"/>
-                <w:sz w:val="16"/>
-                <w:szCs w:val="16"/>
-                <w:shd w:val="clear" w:color="auto" w:fill="D9D9D9"/>
-              </w:rPr>
-            </w:pPr>
+          </w:tcPr>
+          <w:p>
+            <w:pPr>
+              <w:spacing w:line="276" w:lineRule="auto"/>
+              <w:jc w:val="center"/>
+              <w:rPr>
+                <w:rFonts w:ascii="Arial" w:eastAsia="Arial" w:hAnsi="Arial" w:cs="Arial"/>
+                <w:sz w:val="16"/>
+                <w:szCs w:val="16"/>
+              </w:rPr>
+            </w:pPr>
+            <w:r>
+              <w:rPr>
+                <w:rFonts w:ascii="Arial" w:eastAsia="Arial" w:hAnsi="Arial" w:cs="Arial"/>
+                <w:sz w:val="16"/>
+                <w:szCs w:val="16"/>
+              </w:rPr>
+              <w:t>0,86</w:t>
+            </w:r>
           </w:p>
         </w:tc>
         <w:tc>
           <w:tcPr>
             <w:tcW w:w="581" w:type="dxa"/>
-            <w:tcBorders>
-              <w:top w:val="single" w:sz="4" w:space="0" w:color="000000"/>
-              <w:bottom w:val="single" w:sz="4" w:space="0" w:color="000000"/>
-            </w:tcBorders>
-            <w:shd w:val="clear" w:color="auto" w:fill="D9D9D9"/>
-          </w:tcPr>
-          <w:p>
-            <w:pPr>
-              <w:spacing w:line="276" w:lineRule="auto"/>
-              <w:jc w:val="center"/>
-              <w:rPr>
-                <w:rFonts w:ascii="Arial" w:eastAsia="Arial" w:hAnsi="Arial" w:cs="Arial"/>
-                <w:sz w:val="16"/>
-                <w:szCs w:val="16"/>
-                <w:shd w:val="clear" w:color="auto" w:fill="D9D9D9"/>
+            <w:shd w:val="clear" w:color="auto" w:fill="A6A6A6"/>
+          </w:tcPr>
+          <w:p>
+            <w:pPr>
+              <w:spacing w:line="276" w:lineRule="auto"/>
+              <w:jc w:val="center"/>
+              <w:rPr>
+                <w:rFonts w:ascii="Arial" w:eastAsia="Arial" w:hAnsi="Arial" w:cs="Arial"/>
+                <w:sz w:val="16"/>
+                <w:szCs w:val="16"/>
               </w:rPr>
             </w:pPr>
           </w:p>
@@ -10712,21 +10727,15 @@
         <w:tc>
           <w:tcPr>
             <w:tcW w:w="684" w:type="dxa"/>
-            <w:tcBorders>
-              <w:top w:val="single" w:sz="4" w:space="0" w:color="000000"/>
-              <w:bottom w:val="single" w:sz="4" w:space="0" w:color="000000"/>
-            </w:tcBorders>
-            <w:shd w:val="clear" w:color="auto" w:fill="D9D9D9"/>
-          </w:tcPr>
-          <w:p>
-            <w:pPr>
-              <w:spacing w:line="276" w:lineRule="auto"/>
-              <w:jc w:val="center"/>
-              <w:rPr>
-                <w:rFonts w:ascii="Arial" w:eastAsia="Arial" w:hAnsi="Arial" w:cs="Arial"/>
-                <w:sz w:val="16"/>
-                <w:szCs w:val="16"/>
-                <w:shd w:val="clear" w:color="auto" w:fill="D9D9D9"/>
+            <w:shd w:val="clear" w:color="auto" w:fill="A6A6A6"/>
+          </w:tcPr>
+          <w:p>
+            <w:pPr>
+              <w:spacing w:line="276" w:lineRule="auto"/>
+              <w:rPr>
+                <w:rFonts w:ascii="Arial" w:eastAsia="Arial" w:hAnsi="Arial" w:cs="Arial"/>
+                <w:sz w:val="16"/>
+                <w:szCs w:val="16"/>
               </w:rPr>
             </w:pPr>
           </w:p>
@@ -10734,21 +10743,16 @@
         <w:tc>
           <w:tcPr>
             <w:tcW w:w="941" w:type="dxa"/>
-            <w:tcBorders>
-              <w:top w:val="single" w:sz="4" w:space="0" w:color="000000"/>
-              <w:bottom w:val="single" w:sz="4" w:space="0" w:color="000000"/>
-            </w:tcBorders>
-            <w:shd w:val="clear" w:color="auto" w:fill="D9D9D9"/>
-          </w:tcPr>
-          <w:p>
-            <w:pPr>
-              <w:spacing w:line="276" w:lineRule="auto"/>
-              <w:jc w:val="center"/>
-              <w:rPr>
-                <w:rFonts w:ascii="Arial" w:eastAsia="Arial" w:hAnsi="Arial" w:cs="Arial"/>
-                <w:sz w:val="16"/>
-                <w:szCs w:val="16"/>
-                <w:shd w:val="clear" w:color="auto" w:fill="D9D9D9"/>
+            <w:shd w:val="clear" w:color="auto" w:fill="D9D9D9"/>
+          </w:tcPr>
+          <w:p>
+            <w:pPr>
+              <w:spacing w:line="276" w:lineRule="auto"/>
+              <w:jc w:val="center"/>
+              <w:rPr>
+                <w:rFonts w:ascii="Arial" w:eastAsia="Arial" w:hAnsi="Arial" w:cs="Arial"/>
+                <w:sz w:val="16"/>
+                <w:szCs w:val="16"/>
               </w:rPr>
             </w:pPr>
           </w:p>
@@ -10756,21 +10760,15 @@
         <w:tc>
           <w:tcPr>
             <w:tcW w:w="667" w:type="dxa"/>
-            <w:tcBorders>
-              <w:top w:val="single" w:sz="4" w:space="0" w:color="000000"/>
-              <w:bottom w:val="single" w:sz="4" w:space="0" w:color="000000"/>
-            </w:tcBorders>
-            <w:shd w:val="clear" w:color="auto" w:fill="D9D9D9"/>
-          </w:tcPr>
-          <w:p>
-            <w:pPr>
-              <w:spacing w:line="276" w:lineRule="auto"/>
-              <w:jc w:val="center"/>
-              <w:rPr>
-                <w:rFonts w:ascii="Arial" w:eastAsia="Arial" w:hAnsi="Arial" w:cs="Arial"/>
-                <w:sz w:val="16"/>
-                <w:szCs w:val="16"/>
-                <w:shd w:val="clear" w:color="auto" w:fill="D9D9D9"/>
+          </w:tcPr>
+          <w:p>
+            <w:pPr>
+              <w:spacing w:line="276" w:lineRule="auto"/>
+              <w:jc w:val="center"/>
+              <w:rPr>
+                <w:rFonts w:ascii="Arial" w:eastAsia="Arial" w:hAnsi="Arial" w:cs="Arial"/>
+                <w:sz w:val="16"/>
+                <w:szCs w:val="16"/>
               </w:rPr>
             </w:pPr>
           </w:p>
@@ -10778,43 +10776,39 @@
         <w:tc>
           <w:tcPr>
             <w:tcW w:w="677" w:type="dxa"/>
-            <w:tcBorders>
-              <w:top w:val="single" w:sz="4" w:space="0" w:color="000000"/>
-              <w:bottom w:val="single" w:sz="4" w:space="0" w:color="000000"/>
-            </w:tcBorders>
-            <w:shd w:val="clear" w:color="auto" w:fill="D9D9D9"/>
-          </w:tcPr>
-          <w:p>
-            <w:pPr>
-              <w:spacing w:line="276" w:lineRule="auto"/>
-              <w:jc w:val="center"/>
-              <w:rPr>
-                <w:rFonts w:ascii="Arial" w:eastAsia="Arial" w:hAnsi="Arial" w:cs="Arial"/>
-                <w:sz w:val="16"/>
-                <w:szCs w:val="16"/>
-                <w:shd w:val="clear" w:color="auto" w:fill="D9D9D9"/>
-              </w:rPr>
-            </w:pPr>
+          </w:tcPr>
+          <w:p>
+            <w:pPr>
+              <w:spacing w:line="276" w:lineRule="auto"/>
+              <w:jc w:val="center"/>
+              <w:rPr>
+                <w:rFonts w:ascii="Arial" w:eastAsia="Arial" w:hAnsi="Arial" w:cs="Arial"/>
+                <w:sz w:val="16"/>
+                <w:szCs w:val="16"/>
+              </w:rPr>
+            </w:pPr>
+            <w:r>
+              <w:rPr>
+                <w:rFonts w:ascii="Arial" w:eastAsia="Arial" w:hAnsi="Arial" w:cs="Arial"/>
+                <w:sz w:val="16"/>
+                <w:szCs w:val="16"/>
+              </w:rPr>
+              <w:t>X</w:t>
+            </w:r>
           </w:p>
         </w:tc>
         <w:tc>
           <w:tcPr>
             <w:tcW w:w="650" w:type="dxa"/>
-            <w:tcBorders>
-              <w:top w:val="single" w:sz="4" w:space="0" w:color="000000"/>
-              <w:bottom w:val="single" w:sz="4" w:space="0" w:color="000000"/>
-            </w:tcBorders>
-            <w:shd w:val="clear" w:color="auto" w:fill="D9D9D9"/>
-          </w:tcPr>
-          <w:p>
-            <w:pPr>
-              <w:spacing w:line="276" w:lineRule="auto"/>
-              <w:jc w:val="center"/>
-              <w:rPr>
-                <w:rFonts w:ascii="Arial" w:eastAsia="Arial" w:hAnsi="Arial" w:cs="Arial"/>
-                <w:sz w:val="16"/>
-                <w:szCs w:val="16"/>
-                <w:shd w:val="clear" w:color="auto" w:fill="D9D9D9"/>
+          </w:tcPr>
+          <w:p>
+            <w:pPr>
+              <w:spacing w:line="276" w:lineRule="auto"/>
+              <w:jc w:val="center"/>
+              <w:rPr>
+                <w:rFonts w:ascii="Arial" w:eastAsia="Arial" w:hAnsi="Arial" w:cs="Arial"/>
+                <w:sz w:val="16"/>
+                <w:szCs w:val="16"/>
               </w:rPr>
             </w:pPr>
           </w:p>
@@ -10822,21 +10816,15 @@
         <w:tc>
           <w:tcPr>
             <w:tcW w:w="645" w:type="dxa"/>
-            <w:tcBorders>
-              <w:top w:val="single" w:sz="4" w:space="0" w:color="000000"/>
-              <w:bottom w:val="single" w:sz="4" w:space="0" w:color="000000"/>
-            </w:tcBorders>
-            <w:shd w:val="clear" w:color="auto" w:fill="D9D9D9"/>
-          </w:tcPr>
-          <w:p>
-            <w:pPr>
-              <w:spacing w:line="276" w:lineRule="auto"/>
-              <w:jc w:val="center"/>
-              <w:rPr>
-                <w:rFonts w:ascii="Arial" w:eastAsia="Arial" w:hAnsi="Arial" w:cs="Arial"/>
-                <w:sz w:val="16"/>
-                <w:szCs w:val="16"/>
-                <w:shd w:val="clear" w:color="auto" w:fill="D9D9D9"/>
+          </w:tcPr>
+          <w:p>
+            <w:pPr>
+              <w:spacing w:line="276" w:lineRule="auto"/>
+              <w:jc w:val="center"/>
+              <w:rPr>
+                <w:rFonts w:ascii="Arial" w:eastAsia="Arial" w:hAnsi="Arial" w:cs="Arial"/>
+                <w:sz w:val="16"/>
+                <w:szCs w:val="16"/>
               </w:rPr>
             </w:pPr>
           </w:p>
@@ -10845,305 +10833,15 @@
           <w:tcPr>
             <w:tcW w:w="636" w:type="dxa"/>
             <w:gridSpan w:val="2"/>
-            <w:tcBorders>
-              <w:top w:val="single" w:sz="4" w:space="0" w:color="000000"/>
-              <w:bottom w:val="single" w:sz="4" w:space="0" w:color="000000"/>
-            </w:tcBorders>
-            <w:shd w:val="clear" w:color="auto" w:fill="D9D9D9"/>
-          </w:tcPr>
-          <w:p>
-            <w:pPr>
-              <w:spacing w:line="276" w:lineRule="auto"/>
-              <w:jc w:val="center"/>
-              <w:rPr>
-                <w:rFonts w:ascii="Arial" w:eastAsia="Arial" w:hAnsi="Arial" w:cs="Arial"/>
-                <w:sz w:val="16"/>
-                <w:szCs w:val="16"/>
-                <w:shd w:val="clear" w:color="auto" w:fill="D9D9D9"/>
-              </w:rPr>
-            </w:pPr>
-          </w:p>
-        </w:tc>
-      </w:tr>
-      <w:tr>
-        <w:tc>
-          <w:tcPr>
-            <w:tcW w:w="1727" w:type="dxa"/>
-            <w:vMerge w:val="restart"/>
-            <w:vAlign w:val="center"/>
-          </w:tcPr>
-          <w:p>
-            <w:pPr>
-              <w:spacing w:line="276" w:lineRule="auto"/>
-              <w:jc w:val="center"/>
-              <w:rPr>
-                <w:rFonts w:ascii="Arial" w:eastAsia="Arial" w:hAnsi="Arial" w:cs="Arial"/>
-                <w:b/>
-                <w:sz w:val="18"/>
-                <w:szCs w:val="18"/>
-              </w:rPr>
-            </w:pPr>
-            <w:r>
-              <w:rPr>
-                <w:rFonts w:ascii="Arial" w:eastAsia="Arial" w:hAnsi="Arial" w:cs="Arial"/>
-                <w:b/>
-                <w:sz w:val="18"/>
-                <w:szCs w:val="18"/>
-              </w:rPr>
-              <w:t>Visoconstrucción</w:t>
-            </w:r>
-          </w:p>
-        </w:tc>
-        <w:tc>
-          <w:tcPr>
-            <w:tcW w:w="1701" w:type="dxa"/>
-          </w:tcPr>
-          <w:p>
-            <w:pPr>
-              <w:spacing w:line="276" w:lineRule="auto"/>
-              <w:jc w:val="right"/>
-              <w:rPr>
-                <w:rFonts w:ascii="Arial" w:eastAsia="Arial" w:hAnsi="Arial" w:cs="Arial"/>
-                <w:sz w:val="18"/>
-                <w:szCs w:val="18"/>
-              </w:rPr>
-            </w:pPr>
-            <w:r>
-              <w:rPr>
-                <w:rFonts w:ascii="Arial" w:eastAsia="Arial" w:hAnsi="Arial" w:cs="Arial"/>
-                <w:sz w:val="18"/>
-                <w:szCs w:val="18"/>
-              </w:rPr>
-              <w:t>TRO</w:t>
-            </w:r>
-          </w:p>
-        </w:tc>
-        <w:tc>
-          <w:tcPr>
-            <w:tcW w:w="1034" w:type="dxa"/>
-          </w:tcPr>
-          <w:p>
-            <w:pPr>
-              <w:spacing w:line="276" w:lineRule="auto"/>
-              <w:jc w:val="center"/>
-              <w:rPr>
-                <w:rFonts w:ascii="Arial" w:eastAsia="Arial" w:hAnsi="Arial" w:cs="Arial"/>
-                <w:sz w:val="16"/>
-                <w:szCs w:val="16"/>
-              </w:rPr>
-            </w:pPr>
-            <w:r>
-              <w:rPr>
-                <w:rFonts w:ascii="Arial" w:eastAsia="Arial" w:hAnsi="Arial" w:cs="Arial"/>
-                <w:sz w:val="16"/>
-                <w:szCs w:val="16"/>
-              </w:rPr>
-              <w:t>10</w:t>
-            </w:r>
-            <w:r>
-              <w:rPr>
-                <w:rFonts w:ascii="Arial" w:eastAsia="Arial" w:hAnsi="Arial" w:cs="Arial"/>
-                <w:sz w:val="16"/>
-                <w:szCs w:val="16"/>
-              </w:rPr>
-              <w:t>/10</w:t>
-            </w:r>
-          </w:p>
-        </w:tc>
-        <w:tc>
-          <w:tcPr>
-            <w:tcW w:w="708" w:type="dxa"/>
-            <w:tcBorders>
-              <w:top w:val="single" w:sz="4" w:space="0" w:color="000000"/>
-              <w:bottom w:val="single" w:sz="4" w:space="0" w:color="000000"/>
-            </w:tcBorders>
-            <w:shd w:val="clear" w:color="auto" w:fill="D9D9D9"/>
-          </w:tcPr>
-          <w:p>
-            <w:pPr>
-              <w:spacing w:line="276" w:lineRule="auto"/>
-              <w:jc w:val="center"/>
-              <w:rPr>
-                <w:rFonts w:ascii="Arial" w:eastAsia="Arial" w:hAnsi="Arial" w:cs="Arial"/>
-                <w:sz w:val="16"/>
-                <w:szCs w:val="16"/>
-                <w:shd w:val="clear" w:color="auto" w:fill="D9D9D9"/>
-              </w:rPr>
-            </w:pPr>
-          </w:p>
-        </w:tc>
-        <w:tc>
-          <w:tcPr>
-            <w:tcW w:w="581" w:type="dxa"/>
-            <w:tcBorders>
-              <w:top w:val="single" w:sz="4" w:space="0" w:color="000000"/>
-              <w:bottom w:val="single" w:sz="4" w:space="0" w:color="000000"/>
-            </w:tcBorders>
-            <w:shd w:val="clear" w:color="auto" w:fill="D9D9D9"/>
-          </w:tcPr>
-          <w:p>
-            <w:pPr>
-              <w:spacing w:line="276" w:lineRule="auto"/>
-              <w:jc w:val="center"/>
-              <w:rPr>
-                <w:rFonts w:ascii="Arial" w:eastAsia="Arial" w:hAnsi="Arial" w:cs="Arial"/>
-                <w:sz w:val="16"/>
-                <w:szCs w:val="16"/>
-                <w:shd w:val="clear" w:color="auto" w:fill="D9D9D9"/>
-              </w:rPr>
-            </w:pPr>
-          </w:p>
-        </w:tc>
-        <w:tc>
-          <w:tcPr>
-            <w:tcW w:w="684" w:type="dxa"/>
-            <w:tcBorders>
-              <w:top w:val="single" w:sz="4" w:space="0" w:color="000000"/>
-              <w:bottom w:val="single" w:sz="4" w:space="0" w:color="000000"/>
-            </w:tcBorders>
-            <w:shd w:val="clear" w:color="auto" w:fill="D9D9D9"/>
-          </w:tcPr>
-          <w:p>
-            <w:pPr>
-              <w:spacing w:line="276" w:lineRule="auto"/>
-              <w:jc w:val="center"/>
-              <w:rPr>
-                <w:rFonts w:ascii="Arial" w:eastAsia="Arial" w:hAnsi="Arial" w:cs="Arial"/>
-                <w:sz w:val="16"/>
-                <w:szCs w:val="16"/>
-                <w:shd w:val="clear" w:color="auto" w:fill="D9D9D9"/>
-              </w:rPr>
-            </w:pPr>
-          </w:p>
-        </w:tc>
-        <w:tc>
-          <w:tcPr>
-            <w:tcW w:w="941" w:type="dxa"/>
-            <w:tcBorders>
-              <w:top w:val="single" w:sz="4" w:space="0" w:color="000000"/>
-              <w:bottom w:val="single" w:sz="4" w:space="0" w:color="000000"/>
-            </w:tcBorders>
-            <w:shd w:val="clear" w:color="auto" w:fill="D9D9D9"/>
-          </w:tcPr>
-          <w:p>
-            <w:pPr>
-              <w:spacing w:line="276" w:lineRule="auto"/>
-              <w:jc w:val="center"/>
-              <w:rPr>
-                <w:rFonts w:ascii="Arial" w:eastAsia="Arial" w:hAnsi="Arial" w:cs="Arial"/>
-                <w:sz w:val="16"/>
-                <w:szCs w:val="16"/>
-                <w:shd w:val="clear" w:color="auto" w:fill="D9D9D9"/>
-              </w:rPr>
-            </w:pPr>
-          </w:p>
-        </w:tc>
-        <w:tc>
-          <w:tcPr>
-            <w:tcW w:w="667" w:type="dxa"/>
-            <w:tcBorders>
-              <w:top w:val="single" w:sz="4" w:space="0" w:color="000000"/>
-              <w:bottom w:val="single" w:sz="4" w:space="0" w:color="000000"/>
-            </w:tcBorders>
-            <w:shd w:val="clear" w:color="auto" w:fill="D9D9D9"/>
-          </w:tcPr>
-          <w:p>
-            <w:pPr>
-              <w:spacing w:line="276" w:lineRule="auto"/>
-              <w:jc w:val="center"/>
-              <w:rPr>
-                <w:rFonts w:ascii="Arial" w:eastAsia="Arial" w:hAnsi="Arial" w:cs="Arial"/>
-                <w:sz w:val="16"/>
-                <w:szCs w:val="16"/>
-                <w:shd w:val="clear" w:color="auto" w:fill="D9D9D9"/>
-              </w:rPr>
-            </w:pPr>
-          </w:p>
-        </w:tc>
-        <w:tc>
-          <w:tcPr>
-            <w:tcW w:w="677" w:type="dxa"/>
-            <w:tcBorders>
-              <w:top w:val="single" w:sz="4" w:space="0" w:color="000000"/>
-              <w:bottom w:val="single" w:sz="4" w:space="0" w:color="000000"/>
-            </w:tcBorders>
-            <w:shd w:val="clear" w:color="auto" w:fill="D9D9D9"/>
-          </w:tcPr>
-          <w:p>
-            <w:pPr>
-              <w:spacing w:line="276" w:lineRule="auto"/>
-              <w:jc w:val="center"/>
-              <w:rPr>
-                <w:rFonts w:ascii="Arial" w:eastAsia="Arial" w:hAnsi="Arial" w:cs="Arial"/>
-                <w:sz w:val="16"/>
-                <w:szCs w:val="16"/>
-                <w:shd w:val="clear" w:color="auto" w:fill="D9D9D9"/>
-              </w:rPr>
-            </w:pPr>
-          </w:p>
-        </w:tc>
-        <w:tc>
-          <w:tcPr>
-            <w:tcW w:w="650" w:type="dxa"/>
-            <w:tcBorders>
-              <w:top w:val="single" w:sz="4" w:space="0" w:color="000000"/>
-              <w:bottom w:val="single" w:sz="4" w:space="0" w:color="000000"/>
-            </w:tcBorders>
-            <w:shd w:val="clear" w:color="auto" w:fill="D9D9D9"/>
-          </w:tcPr>
-          <w:p>
-            <w:pPr>
-              <w:spacing w:line="276" w:lineRule="auto"/>
-              <w:rPr>
-                <w:rFonts w:ascii="Arial" w:eastAsia="Arial" w:hAnsi="Arial" w:cs="Arial"/>
-                <w:sz w:val="16"/>
-                <w:szCs w:val="16"/>
-                <w:shd w:val="clear" w:color="auto" w:fill="D9D9D9"/>
-              </w:rPr>
-            </w:pPr>
-          </w:p>
-        </w:tc>
-        <w:tc>
-          <w:tcPr>
-            <w:tcW w:w="645" w:type="dxa"/>
-            <w:tcBorders>
-              <w:top w:val="single" w:sz="4" w:space="0" w:color="000000"/>
-              <w:bottom w:val="single" w:sz="4" w:space="0" w:color="000000"/>
-            </w:tcBorders>
-            <w:shd w:val="clear" w:color="auto" w:fill="D9D9D9"/>
-          </w:tcPr>
-          <w:p>
-            <w:pPr>
-              <w:spacing w:line="276" w:lineRule="auto"/>
-              <w:jc w:val="center"/>
-              <w:rPr>
-                <w:rFonts w:ascii="Arial" w:eastAsia="Arial" w:hAnsi="Arial" w:cs="Arial"/>
-                <w:sz w:val="16"/>
-                <w:szCs w:val="16"/>
-                <w:shd w:val="clear" w:color="auto" w:fill="D9D9D9"/>
-              </w:rPr>
-            </w:pPr>
-          </w:p>
-        </w:tc>
-        <w:tc>
-          <w:tcPr>
-            <w:tcW w:w="636" w:type="dxa"/>
-            <w:gridSpan w:val="2"/>
-            <w:tcBorders>
-              <w:top w:val="single" w:sz="4" w:space="0" w:color="000000"/>
-              <w:bottom w:val="single" w:sz="4" w:space="0" w:color="000000"/>
-            </w:tcBorders>
-            <w:shd w:val="clear" w:color="auto" w:fill="D9D9D9"/>
-          </w:tcPr>
-          <w:p>
-            <w:pPr>
-              <w:spacing w:line="276" w:lineRule="auto"/>
-              <w:jc w:val="center"/>
-              <w:rPr>
-                <w:rFonts w:ascii="Arial" w:eastAsia="Arial" w:hAnsi="Arial" w:cs="Arial"/>
-                <w:sz w:val="16"/>
-                <w:szCs w:val="16"/>
-                <w:shd w:val="clear" w:color="auto" w:fill="D9D9D9"/>
+          </w:tcPr>
+          <w:p>
+            <w:pPr>
+              <w:spacing w:line="276" w:lineRule="auto"/>
+              <w:jc w:val="center"/>
+              <w:rPr>
+                <w:rFonts w:ascii="Arial" w:eastAsia="Arial" w:hAnsi="Arial" w:cs="Arial"/>
+                <w:sz w:val="16"/>
+                <w:szCs w:val="16"/>
               </w:rPr>
             </w:pPr>
           </w:p>
@@ -11195,6 +10893,838 @@
                 <w:sz w:val="18"/>
                 <w:szCs w:val="18"/>
               </w:rPr>
+              <w:t>Comprensión</w:t>
+            </w:r>
+          </w:p>
+        </w:tc>
+        <w:tc>
+          <w:tcPr>
+            <w:tcW w:w="1034" w:type="dxa"/>
+          </w:tcPr>
+          <w:p>
+            <w:pPr>
+              <w:spacing w:line="276" w:lineRule="auto"/>
+              <w:jc w:val="center"/>
+              <w:rPr>
+                <w:rFonts w:ascii="Arial" w:eastAsia="Arial" w:hAnsi="Arial" w:cs="Arial"/>
+                <w:sz w:val="16"/>
+                <w:szCs w:val="16"/>
+              </w:rPr>
+            </w:pPr>
+            <w:r>
+              <w:rPr>
+                <w:rFonts w:ascii="Arial" w:eastAsia="Arial" w:hAnsi="Arial" w:cs="Arial"/>
+                <w:sz w:val="16"/>
+                <w:szCs w:val="16"/>
+              </w:rPr>
+              <w:t>Normal</w:t>
+            </w:r>
+          </w:p>
+        </w:tc>
+        <w:tc>
+          <w:tcPr>
+            <w:tcW w:w="708" w:type="dxa"/>
+            <w:tcBorders>
+              <w:top w:val="single" w:sz="4" w:space="0" w:color="000000"/>
+              <w:bottom w:val="single" w:sz="4" w:space="0" w:color="000000"/>
+            </w:tcBorders>
+            <w:shd w:val="clear" w:color="auto" w:fill="D9D9D9"/>
+          </w:tcPr>
+          <w:p>
+            <w:pPr>
+              <w:spacing w:line="276" w:lineRule="auto"/>
+              <w:jc w:val="center"/>
+              <w:rPr>
+                <w:rFonts w:ascii="Arial" w:eastAsia="Arial" w:hAnsi="Arial" w:cs="Arial"/>
+                <w:sz w:val="16"/>
+                <w:szCs w:val="16"/>
+                <w:shd w:val="clear" w:color="auto" w:fill="D9D9D9"/>
+              </w:rPr>
+            </w:pPr>
+          </w:p>
+        </w:tc>
+        <w:tc>
+          <w:tcPr>
+            <w:tcW w:w="581" w:type="dxa"/>
+            <w:tcBorders>
+              <w:top w:val="single" w:sz="4" w:space="0" w:color="000000"/>
+              <w:bottom w:val="single" w:sz="4" w:space="0" w:color="000000"/>
+            </w:tcBorders>
+            <w:shd w:val="clear" w:color="auto" w:fill="D9D9D9"/>
+          </w:tcPr>
+          <w:p>
+            <w:pPr>
+              <w:spacing w:line="276" w:lineRule="auto"/>
+              <w:jc w:val="center"/>
+              <w:rPr>
+                <w:rFonts w:ascii="Arial" w:eastAsia="Arial" w:hAnsi="Arial" w:cs="Arial"/>
+                <w:sz w:val="16"/>
+                <w:szCs w:val="16"/>
+                <w:shd w:val="clear" w:color="auto" w:fill="D9D9D9"/>
+              </w:rPr>
+            </w:pPr>
+          </w:p>
+        </w:tc>
+        <w:tc>
+          <w:tcPr>
+            <w:tcW w:w="684" w:type="dxa"/>
+            <w:tcBorders>
+              <w:top w:val="single" w:sz="4" w:space="0" w:color="000000"/>
+              <w:bottom w:val="single" w:sz="4" w:space="0" w:color="000000"/>
+            </w:tcBorders>
+            <w:shd w:val="clear" w:color="auto" w:fill="D9D9D9"/>
+          </w:tcPr>
+          <w:p>
+            <w:pPr>
+              <w:spacing w:line="276" w:lineRule="auto"/>
+              <w:jc w:val="center"/>
+              <w:rPr>
+                <w:rFonts w:ascii="Arial" w:eastAsia="Arial" w:hAnsi="Arial" w:cs="Arial"/>
+                <w:sz w:val="16"/>
+                <w:szCs w:val="16"/>
+                <w:shd w:val="clear" w:color="auto" w:fill="D9D9D9"/>
+              </w:rPr>
+            </w:pPr>
+          </w:p>
+        </w:tc>
+        <w:tc>
+          <w:tcPr>
+            <w:tcW w:w="941" w:type="dxa"/>
+            <w:tcBorders>
+              <w:top w:val="single" w:sz="4" w:space="0" w:color="000000"/>
+              <w:bottom w:val="single" w:sz="4" w:space="0" w:color="000000"/>
+            </w:tcBorders>
+            <w:shd w:val="clear" w:color="auto" w:fill="D9D9D9"/>
+          </w:tcPr>
+          <w:p>
+            <w:pPr>
+              <w:spacing w:line="276" w:lineRule="auto"/>
+              <w:jc w:val="center"/>
+              <w:rPr>
+                <w:rFonts w:ascii="Arial" w:eastAsia="Arial" w:hAnsi="Arial" w:cs="Arial"/>
+                <w:sz w:val="16"/>
+                <w:szCs w:val="16"/>
+                <w:shd w:val="clear" w:color="auto" w:fill="D9D9D9"/>
+              </w:rPr>
+            </w:pPr>
+          </w:p>
+        </w:tc>
+        <w:tc>
+          <w:tcPr>
+            <w:tcW w:w="667" w:type="dxa"/>
+            <w:tcBorders>
+              <w:top w:val="single" w:sz="4" w:space="0" w:color="000000"/>
+              <w:bottom w:val="single" w:sz="4" w:space="0" w:color="000000"/>
+            </w:tcBorders>
+            <w:shd w:val="clear" w:color="auto" w:fill="D9D9D9"/>
+          </w:tcPr>
+          <w:p>
+            <w:pPr>
+              <w:spacing w:line="276" w:lineRule="auto"/>
+              <w:jc w:val="center"/>
+              <w:rPr>
+                <w:rFonts w:ascii="Arial" w:eastAsia="Arial" w:hAnsi="Arial" w:cs="Arial"/>
+                <w:sz w:val="16"/>
+                <w:szCs w:val="16"/>
+                <w:shd w:val="clear" w:color="auto" w:fill="D9D9D9"/>
+              </w:rPr>
+            </w:pPr>
+          </w:p>
+        </w:tc>
+        <w:tc>
+          <w:tcPr>
+            <w:tcW w:w="677" w:type="dxa"/>
+            <w:tcBorders>
+              <w:top w:val="single" w:sz="4" w:space="0" w:color="000000"/>
+              <w:bottom w:val="single" w:sz="4" w:space="0" w:color="000000"/>
+            </w:tcBorders>
+            <w:shd w:val="clear" w:color="auto" w:fill="D9D9D9"/>
+          </w:tcPr>
+          <w:p>
+            <w:pPr>
+              <w:spacing w:line="276" w:lineRule="auto"/>
+              <w:jc w:val="center"/>
+              <w:rPr>
+                <w:rFonts w:ascii="Arial" w:eastAsia="Arial" w:hAnsi="Arial" w:cs="Arial"/>
+                <w:sz w:val="16"/>
+                <w:szCs w:val="16"/>
+                <w:shd w:val="clear" w:color="auto" w:fill="D9D9D9"/>
+              </w:rPr>
+            </w:pPr>
+          </w:p>
+        </w:tc>
+        <w:tc>
+          <w:tcPr>
+            <w:tcW w:w="650" w:type="dxa"/>
+            <w:tcBorders>
+              <w:top w:val="single" w:sz="4" w:space="0" w:color="000000"/>
+              <w:bottom w:val="single" w:sz="4" w:space="0" w:color="000000"/>
+            </w:tcBorders>
+            <w:shd w:val="clear" w:color="auto" w:fill="D9D9D9"/>
+          </w:tcPr>
+          <w:p>
+            <w:pPr>
+              <w:spacing w:line="276" w:lineRule="auto"/>
+              <w:jc w:val="center"/>
+              <w:rPr>
+                <w:rFonts w:ascii="Arial" w:eastAsia="Arial" w:hAnsi="Arial" w:cs="Arial"/>
+                <w:sz w:val="16"/>
+                <w:szCs w:val="16"/>
+                <w:shd w:val="clear" w:color="auto" w:fill="D9D9D9"/>
+              </w:rPr>
+            </w:pPr>
+          </w:p>
+        </w:tc>
+        <w:tc>
+          <w:tcPr>
+            <w:tcW w:w="645" w:type="dxa"/>
+            <w:tcBorders>
+              <w:top w:val="single" w:sz="4" w:space="0" w:color="000000"/>
+              <w:bottom w:val="single" w:sz="4" w:space="0" w:color="000000"/>
+            </w:tcBorders>
+            <w:shd w:val="clear" w:color="auto" w:fill="D9D9D9"/>
+          </w:tcPr>
+          <w:p>
+            <w:pPr>
+              <w:spacing w:line="276" w:lineRule="auto"/>
+              <w:jc w:val="center"/>
+              <w:rPr>
+                <w:rFonts w:ascii="Arial" w:eastAsia="Arial" w:hAnsi="Arial" w:cs="Arial"/>
+                <w:sz w:val="16"/>
+                <w:szCs w:val="16"/>
+                <w:shd w:val="clear" w:color="auto" w:fill="D9D9D9"/>
+              </w:rPr>
+            </w:pPr>
+          </w:p>
+        </w:tc>
+        <w:tc>
+          <w:tcPr>
+            <w:tcW w:w="636" w:type="dxa"/>
+            <w:gridSpan w:val="2"/>
+            <w:tcBorders>
+              <w:top w:val="single" w:sz="4" w:space="0" w:color="000000"/>
+              <w:bottom w:val="single" w:sz="4" w:space="0" w:color="000000"/>
+            </w:tcBorders>
+            <w:shd w:val="clear" w:color="auto" w:fill="D9D9D9"/>
+          </w:tcPr>
+          <w:p>
+            <w:pPr>
+              <w:spacing w:line="276" w:lineRule="auto"/>
+              <w:jc w:val="center"/>
+              <w:rPr>
+                <w:rFonts w:ascii="Arial" w:eastAsia="Arial" w:hAnsi="Arial" w:cs="Arial"/>
+                <w:sz w:val="16"/>
+                <w:szCs w:val="16"/>
+                <w:shd w:val="clear" w:color="auto" w:fill="D9D9D9"/>
+              </w:rPr>
+            </w:pPr>
+          </w:p>
+        </w:tc>
+      </w:tr>
+      <w:tr>
+        <w:tc>
+          <w:tcPr>
+            <w:tcW w:w="1727" w:type="dxa"/>
+            <w:vMerge/>
+            <w:vAlign w:val="center"/>
+          </w:tcPr>
+          <w:p>
+            <w:pPr>
+              <w:widowControl w:val="0"/>
+              <w:pBdr>
+                <w:top w:val="nil"/>
+                <w:left w:val="nil"/>
+                <w:bottom w:val="nil"/>
+                <w:right w:val="nil"/>
+                <w:between w:val="nil"/>
+              </w:pBdr>
+              <w:spacing w:line="276" w:lineRule="auto"/>
+              <w:rPr>
+                <w:rFonts w:ascii="Arial" w:eastAsia="Arial" w:hAnsi="Arial" w:cs="Arial"/>
+                <w:sz w:val="16"/>
+                <w:szCs w:val="16"/>
+              </w:rPr>
+            </w:pPr>
+          </w:p>
+        </w:tc>
+        <w:tc>
+          <w:tcPr>
+            <w:tcW w:w="1701" w:type="dxa"/>
+          </w:tcPr>
+          <w:p>
+            <w:pPr>
+              <w:spacing w:line="276" w:lineRule="auto"/>
+              <w:jc w:val="right"/>
+              <w:rPr>
+                <w:rFonts w:ascii="Arial" w:eastAsia="Arial" w:hAnsi="Arial" w:cs="Arial"/>
+                <w:sz w:val="18"/>
+                <w:szCs w:val="18"/>
+              </w:rPr>
+            </w:pPr>
+            <w:r>
+              <w:rPr>
+                <w:rFonts w:ascii="Arial" w:eastAsia="Arial" w:hAnsi="Arial" w:cs="Arial"/>
+                <w:sz w:val="18"/>
+                <w:szCs w:val="18"/>
+              </w:rPr>
+              <w:t>Expresión</w:t>
+            </w:r>
+          </w:p>
+        </w:tc>
+        <w:tc>
+          <w:tcPr>
+            <w:tcW w:w="1034" w:type="dxa"/>
+          </w:tcPr>
+          <w:p>
+            <w:pPr>
+              <w:spacing w:line="276" w:lineRule="auto"/>
+              <w:jc w:val="center"/>
+              <w:rPr>
+                <w:rFonts w:ascii="Arial" w:eastAsia="Arial" w:hAnsi="Arial" w:cs="Arial"/>
+                <w:sz w:val="16"/>
+                <w:szCs w:val="16"/>
+              </w:rPr>
+            </w:pPr>
+            <w:r>
+              <w:rPr>
+                <w:rFonts w:ascii="Arial" w:eastAsia="Arial" w:hAnsi="Arial" w:cs="Arial"/>
+                <w:sz w:val="16"/>
+                <w:szCs w:val="16"/>
+              </w:rPr>
+              <w:t>Normal</w:t>
+            </w:r>
+          </w:p>
+        </w:tc>
+        <w:tc>
+          <w:tcPr>
+            <w:tcW w:w="708" w:type="dxa"/>
+            <w:tcBorders>
+              <w:top w:val="single" w:sz="4" w:space="0" w:color="000000"/>
+              <w:bottom w:val="single" w:sz="4" w:space="0" w:color="000000"/>
+            </w:tcBorders>
+            <w:shd w:val="clear" w:color="auto" w:fill="D9D9D9"/>
+          </w:tcPr>
+          <w:p>
+            <w:pPr>
+              <w:spacing w:line="276" w:lineRule="auto"/>
+              <w:jc w:val="center"/>
+              <w:rPr>
+                <w:rFonts w:ascii="Arial" w:eastAsia="Arial" w:hAnsi="Arial" w:cs="Arial"/>
+                <w:sz w:val="16"/>
+                <w:szCs w:val="16"/>
+                <w:shd w:val="clear" w:color="auto" w:fill="D9D9D9"/>
+              </w:rPr>
+            </w:pPr>
+          </w:p>
+        </w:tc>
+        <w:tc>
+          <w:tcPr>
+            <w:tcW w:w="581" w:type="dxa"/>
+            <w:tcBorders>
+              <w:top w:val="single" w:sz="4" w:space="0" w:color="000000"/>
+              <w:bottom w:val="single" w:sz="4" w:space="0" w:color="000000"/>
+            </w:tcBorders>
+            <w:shd w:val="clear" w:color="auto" w:fill="D9D9D9"/>
+          </w:tcPr>
+          <w:p>
+            <w:pPr>
+              <w:spacing w:line="276" w:lineRule="auto"/>
+              <w:jc w:val="center"/>
+              <w:rPr>
+                <w:rFonts w:ascii="Arial" w:eastAsia="Arial" w:hAnsi="Arial" w:cs="Arial"/>
+                <w:sz w:val="16"/>
+                <w:szCs w:val="16"/>
+                <w:shd w:val="clear" w:color="auto" w:fill="D9D9D9"/>
+              </w:rPr>
+            </w:pPr>
+          </w:p>
+        </w:tc>
+        <w:tc>
+          <w:tcPr>
+            <w:tcW w:w="684" w:type="dxa"/>
+            <w:tcBorders>
+              <w:top w:val="single" w:sz="4" w:space="0" w:color="000000"/>
+              <w:bottom w:val="single" w:sz="4" w:space="0" w:color="000000"/>
+            </w:tcBorders>
+            <w:shd w:val="clear" w:color="auto" w:fill="D9D9D9"/>
+          </w:tcPr>
+          <w:p>
+            <w:pPr>
+              <w:spacing w:line="276" w:lineRule="auto"/>
+              <w:jc w:val="center"/>
+              <w:rPr>
+                <w:rFonts w:ascii="Arial" w:eastAsia="Arial" w:hAnsi="Arial" w:cs="Arial"/>
+                <w:sz w:val="16"/>
+                <w:szCs w:val="16"/>
+                <w:shd w:val="clear" w:color="auto" w:fill="D9D9D9"/>
+              </w:rPr>
+            </w:pPr>
+          </w:p>
+        </w:tc>
+        <w:tc>
+          <w:tcPr>
+            <w:tcW w:w="941" w:type="dxa"/>
+            <w:tcBorders>
+              <w:top w:val="single" w:sz="4" w:space="0" w:color="000000"/>
+              <w:bottom w:val="single" w:sz="4" w:space="0" w:color="000000"/>
+            </w:tcBorders>
+            <w:shd w:val="clear" w:color="auto" w:fill="D9D9D9"/>
+          </w:tcPr>
+          <w:p>
+            <w:pPr>
+              <w:spacing w:line="276" w:lineRule="auto"/>
+              <w:jc w:val="center"/>
+              <w:rPr>
+                <w:rFonts w:ascii="Arial" w:eastAsia="Arial" w:hAnsi="Arial" w:cs="Arial"/>
+                <w:sz w:val="16"/>
+                <w:szCs w:val="16"/>
+                <w:shd w:val="clear" w:color="auto" w:fill="D9D9D9"/>
+              </w:rPr>
+            </w:pPr>
+          </w:p>
+        </w:tc>
+        <w:tc>
+          <w:tcPr>
+            <w:tcW w:w="667" w:type="dxa"/>
+            <w:tcBorders>
+              <w:top w:val="single" w:sz="4" w:space="0" w:color="000000"/>
+              <w:bottom w:val="single" w:sz="4" w:space="0" w:color="000000"/>
+            </w:tcBorders>
+            <w:shd w:val="clear" w:color="auto" w:fill="D9D9D9"/>
+          </w:tcPr>
+          <w:p>
+            <w:pPr>
+              <w:spacing w:line="276" w:lineRule="auto"/>
+              <w:jc w:val="center"/>
+              <w:rPr>
+                <w:rFonts w:ascii="Arial" w:eastAsia="Arial" w:hAnsi="Arial" w:cs="Arial"/>
+                <w:sz w:val="16"/>
+                <w:szCs w:val="16"/>
+                <w:shd w:val="clear" w:color="auto" w:fill="D9D9D9"/>
+              </w:rPr>
+            </w:pPr>
+          </w:p>
+        </w:tc>
+        <w:tc>
+          <w:tcPr>
+            <w:tcW w:w="677" w:type="dxa"/>
+            <w:tcBorders>
+              <w:top w:val="single" w:sz="4" w:space="0" w:color="000000"/>
+              <w:bottom w:val="single" w:sz="4" w:space="0" w:color="000000"/>
+            </w:tcBorders>
+            <w:shd w:val="clear" w:color="auto" w:fill="D9D9D9"/>
+          </w:tcPr>
+          <w:p>
+            <w:pPr>
+              <w:spacing w:line="276" w:lineRule="auto"/>
+              <w:jc w:val="center"/>
+              <w:rPr>
+                <w:rFonts w:ascii="Arial" w:eastAsia="Arial" w:hAnsi="Arial" w:cs="Arial"/>
+                <w:sz w:val="16"/>
+                <w:szCs w:val="16"/>
+                <w:shd w:val="clear" w:color="auto" w:fill="D9D9D9"/>
+              </w:rPr>
+            </w:pPr>
+          </w:p>
+        </w:tc>
+        <w:tc>
+          <w:tcPr>
+            <w:tcW w:w="650" w:type="dxa"/>
+            <w:tcBorders>
+              <w:top w:val="single" w:sz="4" w:space="0" w:color="000000"/>
+              <w:bottom w:val="single" w:sz="4" w:space="0" w:color="000000"/>
+            </w:tcBorders>
+            <w:shd w:val="clear" w:color="auto" w:fill="D9D9D9"/>
+          </w:tcPr>
+          <w:p>
+            <w:pPr>
+              <w:spacing w:line="276" w:lineRule="auto"/>
+              <w:jc w:val="center"/>
+              <w:rPr>
+                <w:rFonts w:ascii="Arial" w:eastAsia="Arial" w:hAnsi="Arial" w:cs="Arial"/>
+                <w:sz w:val="16"/>
+                <w:szCs w:val="16"/>
+                <w:shd w:val="clear" w:color="auto" w:fill="D9D9D9"/>
+              </w:rPr>
+            </w:pPr>
+          </w:p>
+        </w:tc>
+        <w:tc>
+          <w:tcPr>
+            <w:tcW w:w="645" w:type="dxa"/>
+            <w:tcBorders>
+              <w:top w:val="single" w:sz="4" w:space="0" w:color="000000"/>
+              <w:bottom w:val="single" w:sz="4" w:space="0" w:color="000000"/>
+            </w:tcBorders>
+            <w:shd w:val="clear" w:color="auto" w:fill="D9D9D9"/>
+          </w:tcPr>
+          <w:p>
+            <w:pPr>
+              <w:spacing w:line="276" w:lineRule="auto"/>
+              <w:jc w:val="center"/>
+              <w:rPr>
+                <w:rFonts w:ascii="Arial" w:eastAsia="Arial" w:hAnsi="Arial" w:cs="Arial"/>
+                <w:sz w:val="16"/>
+                <w:szCs w:val="16"/>
+                <w:shd w:val="clear" w:color="auto" w:fill="D9D9D9"/>
+              </w:rPr>
+            </w:pPr>
+          </w:p>
+        </w:tc>
+        <w:tc>
+          <w:tcPr>
+            <w:tcW w:w="636" w:type="dxa"/>
+            <w:gridSpan w:val="2"/>
+            <w:tcBorders>
+              <w:top w:val="single" w:sz="4" w:space="0" w:color="000000"/>
+              <w:bottom w:val="single" w:sz="4" w:space="0" w:color="000000"/>
+            </w:tcBorders>
+            <w:shd w:val="clear" w:color="auto" w:fill="D9D9D9"/>
+          </w:tcPr>
+          <w:p>
+            <w:pPr>
+              <w:spacing w:line="276" w:lineRule="auto"/>
+              <w:jc w:val="center"/>
+              <w:rPr>
+                <w:rFonts w:ascii="Arial" w:eastAsia="Arial" w:hAnsi="Arial" w:cs="Arial"/>
+                <w:sz w:val="16"/>
+                <w:szCs w:val="16"/>
+                <w:shd w:val="clear" w:color="auto" w:fill="D9D9D9"/>
+              </w:rPr>
+            </w:pPr>
+          </w:p>
+        </w:tc>
+      </w:tr>
+      <w:tr>
+        <w:tc>
+          <w:tcPr>
+            <w:tcW w:w="1727" w:type="dxa"/>
+            <w:vMerge w:val="restart"/>
+            <w:vAlign w:val="center"/>
+          </w:tcPr>
+          <w:p>
+            <w:pPr>
+              <w:spacing w:line="276" w:lineRule="auto"/>
+              <w:jc w:val="center"/>
+              <w:rPr>
+                <w:rFonts w:ascii="Arial" w:eastAsia="Arial" w:hAnsi="Arial" w:cs="Arial"/>
+                <w:b/>
+                <w:sz w:val="18"/>
+                <w:szCs w:val="18"/>
+              </w:rPr>
+            </w:pPr>
+            <w:r>
+              <w:rPr>
+                <w:rFonts w:ascii="Arial" w:eastAsia="Arial" w:hAnsi="Arial" w:cs="Arial"/>
+                <w:b/>
+                <w:sz w:val="18"/>
+                <w:szCs w:val="18"/>
+              </w:rPr>
+              <w:t>Visoconstrucción</w:t>
+            </w:r>
+          </w:p>
+        </w:tc>
+        <w:tc>
+          <w:tcPr>
+            <w:tcW w:w="1701" w:type="dxa"/>
+          </w:tcPr>
+          <w:p>
+            <w:pPr>
+              <w:spacing w:line="276" w:lineRule="auto"/>
+              <w:jc w:val="right"/>
+              <w:rPr>
+                <w:rFonts w:ascii="Arial" w:eastAsia="Arial" w:hAnsi="Arial" w:cs="Arial"/>
+                <w:sz w:val="18"/>
+                <w:szCs w:val="18"/>
+              </w:rPr>
+            </w:pPr>
+            <w:r>
+              <w:rPr>
+                <w:rFonts w:ascii="Arial" w:eastAsia="Arial" w:hAnsi="Arial" w:cs="Arial"/>
+                <w:sz w:val="18"/>
+                <w:szCs w:val="18"/>
+              </w:rPr>
+              <w:t>TRO</w:t>
+            </w:r>
+          </w:p>
+        </w:tc>
+        <w:tc>
+          <w:tcPr>
+            <w:tcW w:w="1034" w:type="dxa"/>
+          </w:tcPr>
+          <w:p>
+            <w:pPr>
+              <w:spacing w:line="276" w:lineRule="auto"/>
+              <w:jc w:val="center"/>
+              <w:rPr>
+                <w:rFonts w:ascii="Arial" w:eastAsia="Arial" w:hAnsi="Arial" w:cs="Arial"/>
+                <w:sz w:val="16"/>
+                <w:szCs w:val="16"/>
+              </w:rPr>
+            </w:pPr>
+            <w:r>
+              <w:rPr>
+                <w:rFonts w:ascii="Arial" w:eastAsia="Arial" w:hAnsi="Arial" w:cs="Arial"/>
+                <w:sz w:val="16"/>
+                <w:szCs w:val="16"/>
+              </w:rPr>
+              <w:t>10</w:t>
+            </w:r>
+            <w:r>
+              <w:rPr>
+                <w:rFonts w:ascii="Arial" w:eastAsia="Arial" w:hAnsi="Arial" w:cs="Arial"/>
+                <w:sz w:val="16"/>
+                <w:szCs w:val="16"/>
+              </w:rPr>
+              <w:t>/10</w:t>
+            </w:r>
+          </w:p>
+        </w:tc>
+        <w:tc>
+          <w:tcPr>
+            <w:tcW w:w="708" w:type="dxa"/>
+            <w:tcBorders>
+              <w:top w:val="single" w:sz="4" w:space="0" w:color="000000"/>
+              <w:bottom w:val="single" w:sz="4" w:space="0" w:color="000000"/>
+            </w:tcBorders>
+            <w:shd w:val="clear" w:color="auto" w:fill="D9D9D9"/>
+          </w:tcPr>
+          <w:p>
+            <w:pPr>
+              <w:spacing w:line="276" w:lineRule="auto"/>
+              <w:jc w:val="center"/>
+              <w:rPr>
+                <w:rFonts w:ascii="Arial" w:eastAsia="Arial" w:hAnsi="Arial" w:cs="Arial"/>
+                <w:sz w:val="16"/>
+                <w:szCs w:val="16"/>
+                <w:shd w:val="clear" w:color="auto" w:fill="D9D9D9"/>
+              </w:rPr>
+            </w:pPr>
+          </w:p>
+        </w:tc>
+        <w:tc>
+          <w:tcPr>
+            <w:tcW w:w="581" w:type="dxa"/>
+            <w:tcBorders>
+              <w:top w:val="single" w:sz="4" w:space="0" w:color="000000"/>
+              <w:bottom w:val="single" w:sz="4" w:space="0" w:color="000000"/>
+            </w:tcBorders>
+            <w:shd w:val="clear" w:color="auto" w:fill="D9D9D9"/>
+          </w:tcPr>
+          <w:p>
+            <w:pPr>
+              <w:spacing w:line="276" w:lineRule="auto"/>
+              <w:jc w:val="center"/>
+              <w:rPr>
+                <w:rFonts w:ascii="Arial" w:eastAsia="Arial" w:hAnsi="Arial" w:cs="Arial"/>
+                <w:sz w:val="16"/>
+                <w:szCs w:val="16"/>
+                <w:shd w:val="clear" w:color="auto" w:fill="D9D9D9"/>
+              </w:rPr>
+            </w:pPr>
+          </w:p>
+        </w:tc>
+        <w:tc>
+          <w:tcPr>
+            <w:tcW w:w="684" w:type="dxa"/>
+            <w:tcBorders>
+              <w:top w:val="single" w:sz="4" w:space="0" w:color="000000"/>
+              <w:bottom w:val="single" w:sz="4" w:space="0" w:color="000000"/>
+            </w:tcBorders>
+            <w:shd w:val="clear" w:color="auto" w:fill="D9D9D9"/>
+          </w:tcPr>
+          <w:p>
+            <w:pPr>
+              <w:spacing w:line="276" w:lineRule="auto"/>
+              <w:jc w:val="center"/>
+              <w:rPr>
+                <w:rFonts w:ascii="Arial" w:eastAsia="Arial" w:hAnsi="Arial" w:cs="Arial"/>
+                <w:sz w:val="16"/>
+                <w:szCs w:val="16"/>
+                <w:shd w:val="clear" w:color="auto" w:fill="D9D9D9"/>
+              </w:rPr>
+            </w:pPr>
+          </w:p>
+        </w:tc>
+        <w:tc>
+          <w:tcPr>
+            <w:tcW w:w="941" w:type="dxa"/>
+            <w:tcBorders>
+              <w:top w:val="single" w:sz="4" w:space="0" w:color="000000"/>
+              <w:bottom w:val="single" w:sz="4" w:space="0" w:color="000000"/>
+            </w:tcBorders>
+            <w:shd w:val="clear" w:color="auto" w:fill="D9D9D9"/>
+          </w:tcPr>
+          <w:p>
+            <w:pPr>
+              <w:spacing w:line="276" w:lineRule="auto"/>
+              <w:jc w:val="center"/>
+              <w:rPr>
+                <w:rFonts w:ascii="Arial" w:eastAsia="Arial" w:hAnsi="Arial" w:cs="Arial"/>
+                <w:sz w:val="16"/>
+                <w:szCs w:val="16"/>
+                <w:shd w:val="clear" w:color="auto" w:fill="D9D9D9"/>
+              </w:rPr>
+            </w:pPr>
+          </w:p>
+        </w:tc>
+        <w:tc>
+          <w:tcPr>
+            <w:tcW w:w="667" w:type="dxa"/>
+            <w:tcBorders>
+              <w:top w:val="single" w:sz="4" w:space="0" w:color="000000"/>
+              <w:bottom w:val="single" w:sz="4" w:space="0" w:color="000000"/>
+            </w:tcBorders>
+            <w:shd w:val="clear" w:color="auto" w:fill="D9D9D9"/>
+          </w:tcPr>
+          <w:p>
+            <w:pPr>
+              <w:spacing w:line="276" w:lineRule="auto"/>
+              <w:jc w:val="center"/>
+              <w:rPr>
+                <w:rFonts w:ascii="Arial" w:eastAsia="Arial" w:hAnsi="Arial" w:cs="Arial"/>
+                <w:sz w:val="16"/>
+                <w:szCs w:val="16"/>
+                <w:shd w:val="clear" w:color="auto" w:fill="D9D9D9"/>
+              </w:rPr>
+            </w:pPr>
+          </w:p>
+        </w:tc>
+        <w:tc>
+          <w:tcPr>
+            <w:tcW w:w="677" w:type="dxa"/>
+            <w:tcBorders>
+              <w:top w:val="single" w:sz="4" w:space="0" w:color="000000"/>
+              <w:bottom w:val="single" w:sz="4" w:space="0" w:color="000000"/>
+            </w:tcBorders>
+            <w:shd w:val="clear" w:color="auto" w:fill="D9D9D9"/>
+          </w:tcPr>
+          <w:p>
+            <w:pPr>
+              <w:spacing w:line="276" w:lineRule="auto"/>
+              <w:jc w:val="center"/>
+              <w:rPr>
+                <w:rFonts w:ascii="Arial" w:eastAsia="Arial" w:hAnsi="Arial" w:cs="Arial"/>
+                <w:sz w:val="16"/>
+                <w:szCs w:val="16"/>
+                <w:shd w:val="clear" w:color="auto" w:fill="D9D9D9"/>
+              </w:rPr>
+            </w:pPr>
+          </w:p>
+        </w:tc>
+        <w:tc>
+          <w:tcPr>
+            <w:tcW w:w="650" w:type="dxa"/>
+            <w:tcBorders>
+              <w:top w:val="single" w:sz="4" w:space="0" w:color="000000"/>
+              <w:bottom w:val="single" w:sz="4" w:space="0" w:color="000000"/>
+            </w:tcBorders>
+            <w:shd w:val="clear" w:color="auto" w:fill="D9D9D9"/>
+          </w:tcPr>
+          <w:p>
+            <w:pPr>
+              <w:spacing w:line="276" w:lineRule="auto"/>
+              <w:rPr>
+                <w:rFonts w:ascii="Arial" w:eastAsia="Arial" w:hAnsi="Arial" w:cs="Arial"/>
+                <w:sz w:val="16"/>
+                <w:szCs w:val="16"/>
+                <w:shd w:val="clear" w:color="auto" w:fill="D9D9D9"/>
+              </w:rPr>
+            </w:pPr>
+          </w:p>
+        </w:tc>
+        <w:tc>
+          <w:tcPr>
+            <w:tcW w:w="645" w:type="dxa"/>
+            <w:tcBorders>
+              <w:top w:val="single" w:sz="4" w:space="0" w:color="000000"/>
+              <w:bottom w:val="single" w:sz="4" w:space="0" w:color="000000"/>
+            </w:tcBorders>
+            <w:shd w:val="clear" w:color="auto" w:fill="D9D9D9"/>
+          </w:tcPr>
+          <w:p>
+            <w:pPr>
+              <w:spacing w:line="276" w:lineRule="auto"/>
+              <w:jc w:val="center"/>
+              <w:rPr>
+                <w:rFonts w:ascii="Arial" w:eastAsia="Arial" w:hAnsi="Arial" w:cs="Arial"/>
+                <w:sz w:val="16"/>
+                <w:szCs w:val="16"/>
+                <w:shd w:val="clear" w:color="auto" w:fill="D9D9D9"/>
+              </w:rPr>
+            </w:pPr>
+          </w:p>
+        </w:tc>
+        <w:tc>
+          <w:tcPr>
+            <w:tcW w:w="636" w:type="dxa"/>
+            <w:gridSpan w:val="2"/>
+            <w:tcBorders>
+              <w:top w:val="single" w:sz="4" w:space="0" w:color="000000"/>
+              <w:bottom w:val="single" w:sz="4" w:space="0" w:color="000000"/>
+            </w:tcBorders>
+            <w:shd w:val="clear" w:color="auto" w:fill="D9D9D9"/>
+          </w:tcPr>
+          <w:p>
+            <w:pPr>
+              <w:spacing w:line="276" w:lineRule="auto"/>
+              <w:jc w:val="center"/>
+              <w:rPr>
+                <w:rFonts w:ascii="Arial" w:eastAsia="Arial" w:hAnsi="Arial" w:cs="Arial"/>
+                <w:sz w:val="16"/>
+                <w:szCs w:val="16"/>
+                <w:shd w:val="clear" w:color="auto" w:fill="D9D9D9"/>
+              </w:rPr>
+            </w:pPr>
+          </w:p>
+        </w:tc>
+      </w:tr>
+      <w:tr>
+        <w:tc>
+          <w:tcPr>
+            <w:tcW w:w="1727" w:type="dxa"/>
+            <w:vMerge/>
+            <w:vAlign w:val="center"/>
+          </w:tcPr>
+          <w:p>
+            <w:pPr>
+              <w:widowControl w:val="0"/>
+              <w:pBdr>
+                <w:top w:val="nil"/>
+                <w:left w:val="nil"/>
+                <w:bottom w:val="nil"/>
+                <w:right w:val="nil"/>
+                <w:between w:val="nil"/>
+              </w:pBdr>
+              <w:spacing w:line="276" w:lineRule="auto"/>
+              <w:rPr>
+                <w:rFonts w:ascii="Arial" w:eastAsia="Arial" w:hAnsi="Arial" w:cs="Arial"/>
+                <w:sz w:val="16"/>
+                <w:szCs w:val="16"/>
+              </w:rPr>
+            </w:pPr>
+          </w:p>
+        </w:tc>
+        <w:tc>
+          <w:tcPr>
+            <w:tcW w:w="1701" w:type="dxa"/>
+          </w:tcPr>
+          <w:p>
+            <w:pPr>
+              <w:spacing w:line="276" w:lineRule="auto"/>
+              <w:jc w:val="right"/>
+              <w:rPr>
+                <w:rFonts w:ascii="Arial" w:eastAsia="Arial" w:hAnsi="Arial" w:cs="Arial"/>
+                <w:sz w:val="18"/>
+                <w:szCs w:val="18"/>
+              </w:rPr>
+            </w:pPr>
+            <w:r>
+              <w:rPr>
+                <w:rFonts w:ascii="Arial" w:eastAsia="Arial" w:hAnsi="Arial" w:cs="Arial"/>
+                <w:sz w:val="18"/>
+                <w:szCs w:val="18"/>
+              </w:rPr>
               <w:t>MMSE copia</w:t>
             </w:r>
           </w:p>
@@ -11221,6 +11751,271 @@
               </w:rPr>
               <w:t>Normal</w:t>
             </w:r>
+          </w:p>
+        </w:tc>
+        <w:tc>
+          <w:tcPr>
+            <w:tcW w:w="708" w:type="dxa"/>
+            <w:tcBorders>
+              <w:top w:val="single" w:sz="4" w:space="0" w:color="000000"/>
+              <w:bottom w:val="single" w:sz="4" w:space="0" w:color="000000"/>
+            </w:tcBorders>
+            <w:shd w:val="clear" w:color="auto" w:fill="D9D9D9"/>
+          </w:tcPr>
+          <w:p>
+            <w:pPr>
+              <w:spacing w:line="276" w:lineRule="auto"/>
+              <w:jc w:val="center"/>
+              <w:rPr>
+                <w:rFonts w:ascii="Arial" w:eastAsia="Arial" w:hAnsi="Arial" w:cs="Arial"/>
+                <w:sz w:val="16"/>
+                <w:szCs w:val="16"/>
+                <w:shd w:val="clear" w:color="auto" w:fill="D9D9D9"/>
+              </w:rPr>
+            </w:pPr>
+          </w:p>
+        </w:tc>
+        <w:tc>
+          <w:tcPr>
+            <w:tcW w:w="581" w:type="dxa"/>
+            <w:tcBorders>
+              <w:top w:val="single" w:sz="4" w:space="0" w:color="000000"/>
+              <w:bottom w:val="single" w:sz="4" w:space="0" w:color="000000"/>
+            </w:tcBorders>
+            <w:shd w:val="clear" w:color="auto" w:fill="D9D9D9"/>
+          </w:tcPr>
+          <w:p>
+            <w:pPr>
+              <w:spacing w:line="276" w:lineRule="auto"/>
+              <w:jc w:val="center"/>
+              <w:rPr>
+                <w:rFonts w:ascii="Arial" w:eastAsia="Arial" w:hAnsi="Arial" w:cs="Arial"/>
+                <w:sz w:val="16"/>
+                <w:szCs w:val="16"/>
+                <w:shd w:val="clear" w:color="auto" w:fill="D9D9D9"/>
+              </w:rPr>
+            </w:pPr>
+          </w:p>
+        </w:tc>
+        <w:tc>
+          <w:tcPr>
+            <w:tcW w:w="684" w:type="dxa"/>
+            <w:tcBorders>
+              <w:top w:val="single" w:sz="4" w:space="0" w:color="000000"/>
+              <w:bottom w:val="single" w:sz="4" w:space="0" w:color="000000"/>
+            </w:tcBorders>
+            <w:shd w:val="clear" w:color="auto" w:fill="D9D9D9"/>
+          </w:tcPr>
+          <w:p>
+            <w:pPr>
+              <w:spacing w:line="276" w:lineRule="auto"/>
+              <w:jc w:val="center"/>
+              <w:rPr>
+                <w:rFonts w:ascii="Arial" w:eastAsia="Arial" w:hAnsi="Arial" w:cs="Arial"/>
+                <w:sz w:val="16"/>
+                <w:szCs w:val="16"/>
+                <w:shd w:val="clear" w:color="auto" w:fill="D9D9D9"/>
+              </w:rPr>
+            </w:pPr>
+          </w:p>
+        </w:tc>
+        <w:tc>
+          <w:tcPr>
+            <w:tcW w:w="941" w:type="dxa"/>
+            <w:tcBorders>
+              <w:top w:val="single" w:sz="4" w:space="0" w:color="000000"/>
+              <w:bottom w:val="single" w:sz="4" w:space="0" w:color="000000"/>
+            </w:tcBorders>
+            <w:shd w:val="clear" w:color="auto" w:fill="D9D9D9"/>
+          </w:tcPr>
+          <w:p>
+            <w:pPr>
+              <w:spacing w:line="276" w:lineRule="auto"/>
+              <w:jc w:val="center"/>
+              <w:rPr>
+                <w:rFonts w:ascii="Arial" w:eastAsia="Arial" w:hAnsi="Arial" w:cs="Arial"/>
+                <w:sz w:val="16"/>
+                <w:szCs w:val="16"/>
+                <w:shd w:val="clear" w:color="auto" w:fill="D9D9D9"/>
+              </w:rPr>
+            </w:pPr>
+          </w:p>
+        </w:tc>
+        <w:tc>
+          <w:tcPr>
+            <w:tcW w:w="667" w:type="dxa"/>
+            <w:tcBorders>
+              <w:top w:val="single" w:sz="4" w:space="0" w:color="000000"/>
+              <w:bottom w:val="single" w:sz="4" w:space="0" w:color="000000"/>
+            </w:tcBorders>
+            <w:shd w:val="clear" w:color="auto" w:fill="D9D9D9"/>
+          </w:tcPr>
+          <w:p>
+            <w:pPr>
+              <w:spacing w:line="276" w:lineRule="auto"/>
+              <w:jc w:val="center"/>
+              <w:rPr>
+                <w:rFonts w:ascii="Arial" w:eastAsia="Arial" w:hAnsi="Arial" w:cs="Arial"/>
+                <w:sz w:val="16"/>
+                <w:szCs w:val="16"/>
+                <w:shd w:val="clear" w:color="auto" w:fill="D9D9D9"/>
+              </w:rPr>
+            </w:pPr>
+          </w:p>
+        </w:tc>
+        <w:tc>
+          <w:tcPr>
+            <w:tcW w:w="677" w:type="dxa"/>
+            <w:tcBorders>
+              <w:top w:val="single" w:sz="4" w:space="0" w:color="000000"/>
+              <w:bottom w:val="single" w:sz="4" w:space="0" w:color="000000"/>
+            </w:tcBorders>
+            <w:shd w:val="clear" w:color="auto" w:fill="D9D9D9"/>
+          </w:tcPr>
+          <w:p>
+            <w:pPr>
+              <w:spacing w:line="276" w:lineRule="auto"/>
+              <w:jc w:val="center"/>
+              <w:rPr>
+                <w:rFonts w:ascii="Arial" w:eastAsia="Arial" w:hAnsi="Arial" w:cs="Arial"/>
+                <w:sz w:val="16"/>
+                <w:szCs w:val="16"/>
+                <w:shd w:val="clear" w:color="auto" w:fill="D9D9D9"/>
+              </w:rPr>
+            </w:pPr>
+          </w:p>
+        </w:tc>
+        <w:tc>
+          <w:tcPr>
+            <w:tcW w:w="650" w:type="dxa"/>
+            <w:tcBorders>
+              <w:top w:val="single" w:sz="4" w:space="0" w:color="000000"/>
+              <w:bottom w:val="single" w:sz="4" w:space="0" w:color="000000"/>
+            </w:tcBorders>
+            <w:shd w:val="clear" w:color="auto" w:fill="D9D9D9"/>
+          </w:tcPr>
+          <w:p>
+            <w:pPr>
+              <w:spacing w:line="276" w:lineRule="auto"/>
+              <w:rPr>
+                <w:rFonts w:ascii="Arial" w:eastAsia="Arial" w:hAnsi="Arial" w:cs="Arial"/>
+                <w:sz w:val="16"/>
+                <w:szCs w:val="16"/>
+                <w:shd w:val="clear" w:color="auto" w:fill="D9D9D9"/>
+              </w:rPr>
+            </w:pPr>
+          </w:p>
+        </w:tc>
+        <w:tc>
+          <w:tcPr>
+            <w:tcW w:w="645" w:type="dxa"/>
+            <w:tcBorders>
+              <w:top w:val="single" w:sz="4" w:space="0" w:color="000000"/>
+              <w:bottom w:val="single" w:sz="4" w:space="0" w:color="000000"/>
+            </w:tcBorders>
+            <w:shd w:val="clear" w:color="auto" w:fill="D9D9D9"/>
+          </w:tcPr>
+          <w:p>
+            <w:pPr>
+              <w:spacing w:line="276" w:lineRule="auto"/>
+              <w:jc w:val="center"/>
+              <w:rPr>
+                <w:rFonts w:ascii="Arial" w:eastAsia="Arial" w:hAnsi="Arial" w:cs="Arial"/>
+                <w:sz w:val="16"/>
+                <w:szCs w:val="16"/>
+                <w:shd w:val="clear" w:color="auto" w:fill="D9D9D9"/>
+              </w:rPr>
+            </w:pPr>
+          </w:p>
+        </w:tc>
+        <w:tc>
+          <w:tcPr>
+            <w:tcW w:w="636" w:type="dxa"/>
+            <w:gridSpan w:val="2"/>
+            <w:tcBorders>
+              <w:top w:val="single" w:sz="4" w:space="0" w:color="000000"/>
+              <w:bottom w:val="single" w:sz="4" w:space="0" w:color="000000"/>
+            </w:tcBorders>
+            <w:shd w:val="clear" w:color="auto" w:fill="D9D9D9"/>
+          </w:tcPr>
+          <w:p>
+            <w:pPr>
+              <w:spacing w:line="276" w:lineRule="auto"/>
+              <w:jc w:val="center"/>
+              <w:rPr>
+                <w:rFonts w:ascii="Arial" w:eastAsia="Arial" w:hAnsi="Arial" w:cs="Arial"/>
+                <w:sz w:val="16"/>
+                <w:szCs w:val="16"/>
+                <w:shd w:val="clear" w:color="auto" w:fill="D9D9D9"/>
+              </w:rPr>
+            </w:pPr>
+          </w:p>
+        </w:tc>
+      </w:tr>
+      <w:tr>
+        <w:tc>
+          <w:tcPr>
+            <w:tcW w:w="1727" w:type="dxa"/>
+            <w:vMerge/>
+            <w:vAlign w:val="center"/>
+          </w:tcPr>
+          <w:p>
+            <w:pPr>
+              <w:widowControl w:val="0"/>
+              <w:pBdr>
+                <w:top w:val="nil"/>
+                <w:left w:val="nil"/>
+                <w:bottom w:val="nil"/>
+                <w:right w:val="nil"/>
+                <w:between w:val="nil"/>
+              </w:pBdr>
+              <w:spacing w:line="276" w:lineRule="auto"/>
+              <w:rPr>
+                <w:rFonts w:ascii="Arial" w:eastAsia="Arial" w:hAnsi="Arial" w:cs="Arial"/>
+                <w:sz w:val="16"/>
+                <w:szCs w:val="16"/>
+              </w:rPr>
+            </w:pPr>
+          </w:p>
+        </w:tc>
+        <w:tc>
+          <w:tcPr>
+            <w:tcW w:w="1701" w:type="dxa"/>
+          </w:tcPr>
+          <w:p>
+            <w:pPr>
+              <w:spacing w:line="276" w:lineRule="auto"/>
+              <w:jc w:val="right"/>
+              <w:rPr>
+                <w:rFonts w:ascii="Arial" w:eastAsia="Arial" w:hAnsi="Arial" w:cs="Arial"/>
+                <w:sz w:val="18"/>
+                <w:szCs w:val="18"/>
+              </w:rPr>
+            </w:pPr>
+            <w:r>
+              <w:rPr>
+                <w:rFonts w:ascii="Arial" w:eastAsia="Arial" w:hAnsi="Arial" w:cs="Arial"/>
+                <w:sz w:val="18"/>
+                <w:szCs w:val="18"/>
+              </w:rPr>
+              <w:t xml:space="preserve">ROC copia</w:t>
+            </w:r>
+          </w:p>
+        </w:tc>
+        <w:tc>
+          <w:tcPr>
+            <w:tcW w:w="1034" w:type="dxa"/>
+          </w:tcPr>
+          <w:p>
+            <w:pPr>
+              <w:spacing w:line="276" w:lineRule="auto"/>
+              <w:jc w:val="center"/>
+              <w:rPr>
+                <w:rFonts w:ascii="Arial" w:eastAsia="Arial" w:hAnsi="Arial" w:cs="Arial"/>
+                <w:sz w:val="16"/>
+                <w:szCs w:val="16"/>
+              </w:rPr>
+            </w:pPr>
           </w:p>
         </w:tc>
         <w:tc>
